--- a/pdf/mg_simple_resume.docx
+++ b/pdf/mg_simple_resume.docx
@@ -1,6 +1,6 @@
 
 <file path=word/document.xml><?xml version="1.0" encoding="utf-8"?>
-<w:document xmlns:wpc="http://schemas.microsoft.com/office/word/2010/wordprocessingCanvas" xmlns:cx="http://schemas.microsoft.com/office/drawing/2014/chartex" xmlns:cx1="http://schemas.microsoft.com/office/drawing/2015/9/8/chartex" xmlns:cx2="http://schemas.microsoft.com/office/drawing/2015/10/21/chartex" xmlns:cx3="http://schemas.microsoft.com/office/drawing/2016/5/9/chartex" xmlns:cx4="http://schemas.microsoft.com/office/drawing/2016/5/10/chartex" xmlns:cx5="http://schemas.microsoft.com/office/drawing/2016/5/11/chartex" xmlns:cx6="http://schemas.microsoft.com/office/drawing/2016/5/12/chartex" xmlns:cx7="http://schemas.microsoft.com/office/drawing/2016/5/13/chartex" xmlns:cx8="http://schemas.microsoft.com/office/drawing/2016/5/14/chartex" xmlns:mc="http://schemas.openxmlformats.org/markup-compatibility/2006" xmlns:aink="http://schemas.microsoft.com/office/drawing/2016/ink" xmlns:am3d="http://schemas.microsoft.com/office/drawing/2017/model3d" xmlns:o="urn:schemas-microsoft-com:office:office" xmlns:oel="http://schemas.microsoft.com/office/2019/extlst" xmlns:r="http://schemas.openxmlformats.org/officeDocument/2006/relationships" xmlns:m="http://schemas.openxmlformats.org/officeDocument/2006/math" xmlns:v="urn:schemas-microsoft-com:vml" xmlns:wp14="http://schemas.microsoft.com/office/word/2010/wordprocessingDrawing" xmlns:wp="http://schemas.openxmlformats.org/drawingml/2006/wordprocessingDrawing" xmlns:w10="urn:schemas-microsoft-com:office:word" xmlns:w="http://schemas.openxmlformats.org/wordprocessingml/2006/main" xmlns:w14="http://schemas.microsoft.com/office/word/2010/wordml" xmlns:w15="http://schemas.microsoft.com/office/word/2012/wordml" xmlns:w16cex="http://schemas.microsoft.com/office/word/2018/wordml/cex" xmlns:w16cid="http://schemas.microsoft.com/office/word/2016/wordml/cid" xmlns:w16="http://schemas.microsoft.com/office/word/2018/wordml" xmlns:w16du="http://schemas.microsoft.com/office/word/2023/wordml/word16du" xmlns:w16sdtdh="http://schemas.microsoft.com/office/word/2020/wordml/sdtdatahash" xmlns:w16se="http://schemas.microsoft.com/office/word/2015/wordml/symex" xmlns:wpg="http://schemas.microsoft.com/office/word/2010/wordprocessingGroup" xmlns:wpi="http://schemas.microsoft.com/office/word/2010/wordprocessingInk" xmlns:wne="http://schemas.microsoft.com/office/word/2006/wordml" xmlns:wps="http://schemas.microsoft.com/office/word/2010/wordprocessingShape" mc:Ignorable="w14 w15 w16se w16cid w16 w16cex w16sdtdh w16du wp14">
+<w:document xmlns:wpc="http://schemas.microsoft.com/office/word/2010/wordprocessingCanvas" xmlns:cx="http://schemas.microsoft.com/office/drawing/2014/chartex" xmlns:cx1="http://schemas.microsoft.com/office/drawing/2015/9/8/chartex" xmlns:cx2="http://schemas.microsoft.com/office/drawing/2015/10/21/chartex" xmlns:cx3="http://schemas.microsoft.com/office/drawing/2016/5/9/chartex" xmlns:cx4="http://schemas.microsoft.com/office/drawing/2016/5/10/chartex" xmlns:cx5="http://schemas.microsoft.com/office/drawing/2016/5/11/chartex" xmlns:cx6="http://schemas.microsoft.com/office/drawing/2016/5/12/chartex" xmlns:cx7="http://schemas.microsoft.com/office/drawing/2016/5/13/chartex" xmlns:cx8="http://schemas.microsoft.com/office/drawing/2016/5/14/chartex" xmlns:mc="http://schemas.openxmlformats.org/markup-compatibility/2006" xmlns:aink="http://schemas.microsoft.com/office/drawing/2016/ink" xmlns:am3d="http://schemas.microsoft.com/office/drawing/2017/model3d" xmlns:o="urn:schemas-microsoft-com:office:office" xmlns:oel="http://schemas.microsoft.com/office/2019/extlst" xmlns:r="http://schemas.openxmlformats.org/officeDocument/2006/relationships" xmlns:m="http://schemas.openxmlformats.org/officeDocument/2006/math" xmlns:v="urn:schemas-microsoft-com:vml" xmlns:wp14="http://schemas.microsoft.com/office/word/2010/wordprocessingDrawing" xmlns:wp="http://schemas.openxmlformats.org/drawingml/2006/wordprocessingDrawing" xmlns:w10="urn:schemas-microsoft-com:office:word" xmlns:w="http://schemas.openxmlformats.org/wordprocessingml/2006/main" xmlns:w14="http://schemas.microsoft.com/office/word/2010/wordml" xmlns:w15="http://schemas.microsoft.com/office/word/2012/wordml" xmlns:w16cex="http://schemas.microsoft.com/office/word/2018/wordml/cex" xmlns:w16cid="http://schemas.microsoft.com/office/word/2016/wordml/cid" xmlns:w16="http://schemas.microsoft.com/office/word/2018/wordml" xmlns:w16du="http://schemas.microsoft.com/office/word/2023/wordml/word16du" xmlns:w16sdtdh="http://schemas.microsoft.com/office/word/2020/wordml/sdtdatahash" xmlns:w16sdtfl="http://schemas.microsoft.com/office/word/2024/wordml/sdtformatlock" xmlns:w16se="http://schemas.microsoft.com/office/word/2015/wordml/symex" xmlns:wpg="http://schemas.microsoft.com/office/word/2010/wordprocessingGroup" xmlns:wpi="http://schemas.microsoft.com/office/word/2010/wordprocessingInk" xmlns:wne="http://schemas.microsoft.com/office/word/2006/wordml" xmlns:wps="http://schemas.microsoft.com/office/word/2010/wordprocessingShape" mc:Ignorable="w14 w15 w16se w16cid w16 w16cex w16sdtdh w16sdtfl w16du wp14">
   <w:background w:color="E6E0DB"/>
   <w:body>
     <w:p>
@@ -90,13 +90,7 @@
         <w:rPr>
           <w:rFonts w:ascii="Calibri" w:eastAsia="Calibri" w:hAnsi="Calibri" w:cs="Calibri"/>
         </w:rPr>
-        <w:t xml:space="preserve">Highly motivated </w:t>
-      </w:r>
-      <w:r>
-        <w:rPr>
-          <w:rFonts w:ascii="Calibri" w:eastAsia="Calibri" w:hAnsi="Calibri" w:cs="Calibri"/>
-        </w:rPr>
-        <w:t>to integrate modeling tools and geospatial skills for effective environmental management, with a focus on contributing to the research and science of climate change mitigation.</w:t>
+        <w:t>Motivated to apply geospatial expertise and modeling tools to assess climate change impacts on forest carbon dynamics and ecosystem resilience.</w:t>
       </w:r>
     </w:p>
     <w:p>
@@ -985,6 +979,7 @@
           <w:ilvl w:val="0"/>
           <w:numId w:val="12"/>
         </w:numPr>
+        <w:spacing w:line="320" w:lineRule="exact"/>
         <w:ind w:left="540"/>
         <w:jc w:val="both"/>
         <w:rPr>
@@ -997,7 +992,23 @@
           <w:rFonts w:ascii="Calibri" w:eastAsia="Calibri" w:hAnsi="Calibri" w:cs="Calibri"/>
           <w:color w:val="000000"/>
         </w:rPr>
-        <w:t>Conducted high-level research on carbon sequestration across North American biomes, focusing on climate change impacts on forest productivity.</w:t>
+        <w:t xml:space="preserve">Modeled forest carbon dynamics and resilience using Biome-BGC </w:t>
+      </w:r>
+      <w:proofErr w:type="spellStart"/>
+      <w:r>
+        <w:rPr>
+          <w:rFonts w:ascii="Calibri" w:eastAsia="Calibri" w:hAnsi="Calibri" w:cs="Calibri"/>
+          <w:color w:val="000000"/>
+        </w:rPr>
+        <w:t>MuSo</w:t>
+      </w:r>
+      <w:proofErr w:type="spellEnd"/>
+      <w:r>
+        <w:rPr>
+          <w:rFonts w:ascii="Calibri" w:eastAsia="Calibri" w:hAnsi="Calibri" w:cs="Calibri"/>
+          <w:color w:val="000000"/>
+        </w:rPr>
+        <w:t>, assessing the influences of climate change (RCP 4.5, 6.0, 8.5), stand age, and management scenarios across North American biomes.</w:t>
       </w:r>
     </w:p>
     <w:p>
@@ -1007,6 +1018,7 @@
           <w:ilvl w:val="0"/>
           <w:numId w:val="12"/>
         </w:numPr>
+        <w:spacing w:line="320" w:lineRule="exact"/>
         <w:ind w:left="540"/>
         <w:jc w:val="both"/>
         <w:rPr>
@@ -1019,79 +1031,21 @@
           <w:rFonts w:ascii="Calibri" w:eastAsia="Calibri" w:hAnsi="Calibri" w:cs="Calibri"/>
           <w:color w:val="000000"/>
         </w:rPr>
-        <w:t xml:space="preserve">Implemented and calibrated </w:t>
-      </w:r>
-      <w:r>
-        <w:rPr>
-          <w:rFonts w:ascii="Calibri" w:eastAsia="Calibri" w:hAnsi="Calibri" w:cs="Calibri"/>
-          <w:color w:val="000000"/>
-        </w:rPr>
-        <w:t xml:space="preserve">a </w:t>
-      </w:r>
-      <w:r>
-        <w:rPr>
-          <w:rFonts w:ascii="Calibri" w:eastAsia="Calibri" w:hAnsi="Calibri" w:cs="Calibri"/>
-          <w:color w:val="000000"/>
-        </w:rPr>
-        <w:t xml:space="preserve">process </w:t>
-      </w:r>
-      <w:r>
-        <w:rPr>
-          <w:rFonts w:ascii="Calibri" w:eastAsia="Calibri" w:hAnsi="Calibri" w:cs="Calibri"/>
-          <w:color w:val="000000"/>
-        </w:rPr>
-        <w:t xml:space="preserve">model (Biome BGC </w:t>
-      </w:r>
-      <w:proofErr w:type="spellStart"/>
-      <w:r>
-        <w:rPr>
-          <w:rFonts w:ascii="Calibri" w:eastAsia="Calibri" w:hAnsi="Calibri" w:cs="Calibri"/>
-          <w:color w:val="000000"/>
-        </w:rPr>
-        <w:t>MuSo</w:t>
-      </w:r>
-      <w:proofErr w:type="spellEnd"/>
-      <w:r>
-        <w:rPr>
-          <w:rFonts w:ascii="Calibri" w:eastAsia="Calibri" w:hAnsi="Calibri" w:cs="Calibri"/>
-          <w:color w:val="000000"/>
-        </w:rPr>
-        <w:t>)</w:t>
-      </w:r>
-      <w:r>
-        <w:rPr>
-          <w:rFonts w:ascii="Calibri" w:eastAsia="Calibri" w:hAnsi="Calibri" w:cs="Calibri"/>
-          <w:color w:val="000000"/>
-        </w:rPr>
-        <w:t xml:space="preserve"> to simulate carbon fluxes, enhancing understanding </w:t>
-      </w:r>
-      <w:r>
-        <w:rPr>
-          <w:rFonts w:ascii="Calibri" w:eastAsia="Calibri" w:hAnsi="Calibri" w:cs="Calibri"/>
-          <w:color w:val="000000"/>
-        </w:rPr>
-        <w:t xml:space="preserve">dynamics </w:t>
-      </w:r>
-      <w:r>
-        <w:rPr>
-          <w:rFonts w:ascii="Calibri" w:eastAsia="Calibri" w:hAnsi="Calibri" w:cs="Calibri"/>
-          <w:color w:val="000000"/>
-        </w:rPr>
-        <w:t xml:space="preserve">of net ecosystem productivity with stand </w:t>
-      </w:r>
-      <w:r>
-        <w:rPr>
-          <w:rFonts w:ascii="Calibri" w:eastAsia="Calibri" w:hAnsi="Calibri" w:cs="Calibri"/>
-          <w:color w:val="000000"/>
-        </w:rPr>
-        <w:t>succession</w:t>
-      </w:r>
-      <w:r>
-        <w:rPr>
-          <w:rFonts w:ascii="Calibri" w:eastAsia="Calibri" w:hAnsi="Calibri" w:cs="Calibri"/>
-          <w:color w:val="000000"/>
-        </w:rPr>
-        <w:t>.</w:t>
+        <w:t xml:space="preserve">Calibrated and validated ecosystem </w:t>
+      </w:r>
+      <w:r>
+        <w:rPr>
+          <w:rFonts w:ascii="Calibri" w:eastAsia="Calibri" w:hAnsi="Calibri" w:cs="Calibri"/>
+          <w:color w:val="000000"/>
+        </w:rPr>
+        <w:t xml:space="preserve">process-based model </w:t>
+      </w:r>
+      <w:r>
+        <w:rPr>
+          <w:rFonts w:ascii="Calibri" w:eastAsia="Calibri" w:hAnsi="Calibri" w:cs="Calibri"/>
+          <w:color w:val="000000"/>
+        </w:rPr>
+        <w:t xml:space="preserve">simulations with flux tower data, projecting climate-driven shifts in Net Ecosystem Productivity. </w:t>
       </w:r>
     </w:p>
     <w:p>
@@ -1101,6 +1055,7 @@
           <w:ilvl w:val="0"/>
           <w:numId w:val="12"/>
         </w:numPr>
+        <w:spacing w:line="320" w:lineRule="exact"/>
         <w:ind w:left="540"/>
         <w:jc w:val="both"/>
         <w:rPr>
@@ -1113,28 +1068,23 @@
           <w:rFonts w:ascii="Calibri" w:eastAsia="Calibri" w:hAnsi="Calibri" w:cs="Calibri"/>
           <w:color w:val="000000"/>
         </w:rPr>
-        <w:t xml:space="preserve">Developed </w:t>
-      </w:r>
-      <w:r>
-        <w:rPr>
-          <w:rFonts w:ascii="Calibri" w:eastAsia="Calibri" w:hAnsi="Calibri" w:cs="Calibri"/>
-          <w:color w:val="000000"/>
-        </w:rPr>
-        <w:t>geo</w:t>
-      </w:r>
-      <w:r>
-        <w:rPr>
-          <w:rFonts w:ascii="Calibri" w:eastAsia="Calibri" w:hAnsi="Calibri" w:cs="Calibri"/>
-          <w:color w:val="000000"/>
-        </w:rPr>
-        <w:t xml:space="preserve">spatial database </w:t>
-      </w:r>
-      <w:r>
-        <w:rPr>
-          <w:rFonts w:ascii="Calibri" w:eastAsia="Calibri" w:hAnsi="Calibri" w:cs="Calibri"/>
-          <w:color w:val="000000"/>
-        </w:rPr>
-        <w:t>by processing</w:t>
+        <w:t xml:space="preserve">Built a geospatial database synthesizing FIA, NLCD, </w:t>
+      </w:r>
+      <w:proofErr w:type="spellStart"/>
+      <w:r>
+        <w:rPr>
+          <w:rFonts w:ascii="Calibri" w:eastAsia="Calibri" w:hAnsi="Calibri" w:cs="Calibri"/>
+          <w:color w:val="000000"/>
+        </w:rPr>
+        <w:t>gSSURGO</w:t>
+      </w:r>
+      <w:proofErr w:type="spellEnd"/>
+      <w:r>
+        <w:rPr>
+          <w:rFonts w:ascii="Calibri" w:eastAsia="Calibri" w:hAnsi="Calibri" w:cs="Calibri"/>
+          <w:color w:val="000000"/>
+        </w:rPr>
+        <w:t>, and NASA-NEX-GDDP climate projections for the southeastern U.S., applying statistical methods</w:t>
       </w:r>
       <w:r>
         <w:rPr>
@@ -1148,107 +1098,14 @@
           <w:rFonts w:ascii="Calibri" w:eastAsia="Calibri" w:hAnsi="Calibri" w:cs="Calibri"/>
           <w:color w:val="000000"/>
         </w:rPr>
-        <w:t>diverse datasets (FIA, NLCD,</w:t>
-      </w:r>
-      <w:r>
-        <w:rPr>
-          <w:rFonts w:ascii="Calibri" w:eastAsia="Calibri" w:hAnsi="Calibri" w:cs="Calibri"/>
-          <w:color w:val="000000"/>
-        </w:rPr>
-        <w:t xml:space="preserve"> </w:t>
-      </w:r>
-      <w:proofErr w:type="spellStart"/>
-      <w:r>
-        <w:rPr>
-          <w:rFonts w:ascii="Calibri" w:eastAsia="Calibri" w:hAnsi="Calibri" w:cs="Calibri"/>
-          <w:color w:val="000000"/>
-        </w:rPr>
-        <w:t>g</w:t>
-      </w:r>
-      <w:r>
-        <w:rPr>
-          <w:rFonts w:ascii="Calibri" w:eastAsia="Calibri" w:hAnsi="Calibri" w:cs="Calibri"/>
-          <w:color w:val="000000"/>
-        </w:rPr>
-        <w:t>SSURGO</w:t>
-      </w:r>
-      <w:proofErr w:type="spellEnd"/>
-      <w:r>
-        <w:rPr>
-          <w:rFonts w:ascii="Calibri" w:eastAsia="Calibri" w:hAnsi="Calibri" w:cs="Calibri"/>
-          <w:color w:val="000000"/>
-        </w:rPr>
-        <w:t>,</w:t>
-      </w:r>
-      <w:r>
-        <w:rPr>
-          <w:rFonts w:ascii="Calibri" w:eastAsia="Calibri" w:hAnsi="Calibri" w:cs="Calibri"/>
-          <w:color w:val="000000"/>
-        </w:rPr>
-        <w:t xml:space="preserve"> </w:t>
-      </w:r>
-      <w:r>
-        <w:rPr>
-          <w:rFonts w:ascii="Calibri" w:eastAsia="Calibri" w:hAnsi="Calibri" w:cs="Calibri"/>
-          <w:color w:val="000000"/>
-        </w:rPr>
-        <w:t>m</w:t>
-      </w:r>
-      <w:r>
-        <w:rPr>
-          <w:rFonts w:ascii="Calibri" w:eastAsia="Calibri" w:hAnsi="Calibri" w:cs="Calibri"/>
-          <w:color w:val="000000"/>
-        </w:rPr>
-        <w:t>et</w:t>
-      </w:r>
-      <w:r>
-        <w:rPr>
-          <w:rFonts w:ascii="Calibri" w:eastAsia="Calibri" w:hAnsi="Calibri" w:cs="Calibri"/>
-          <w:color w:val="000000"/>
-        </w:rPr>
-        <w:t>eorological</w:t>
-      </w:r>
-      <w:r>
-        <w:rPr>
-          <w:rFonts w:ascii="Calibri" w:eastAsia="Calibri" w:hAnsi="Calibri" w:cs="Calibri"/>
-          <w:color w:val="000000"/>
-        </w:rPr>
-        <w:t xml:space="preserve"> </w:t>
-      </w:r>
-      <w:r>
-        <w:rPr>
-          <w:rFonts w:ascii="Calibri" w:eastAsia="Calibri" w:hAnsi="Calibri" w:cs="Calibri"/>
-          <w:color w:val="000000"/>
-        </w:rPr>
-        <w:t xml:space="preserve">data) </w:t>
-      </w:r>
-      <w:r>
-        <w:rPr>
-          <w:rFonts w:ascii="Calibri" w:eastAsia="Calibri" w:hAnsi="Calibri" w:cs="Calibri"/>
-          <w:color w:val="000000"/>
-        </w:rPr>
-        <w:t xml:space="preserve">for </w:t>
-      </w:r>
-      <w:r>
-        <w:rPr>
-          <w:rFonts w:ascii="Calibri" w:eastAsia="Calibri" w:hAnsi="Calibri" w:cs="Calibri"/>
-          <w:color w:val="000000"/>
-        </w:rPr>
-        <w:t>the southeastern United States</w:t>
-      </w:r>
-      <w:r>
-        <w:rPr>
-          <w:rFonts w:ascii="Calibri" w:eastAsia="Calibri" w:hAnsi="Calibri" w:cs="Calibri"/>
-          <w:color w:val="000000"/>
-        </w:rPr>
-        <w:t xml:space="preserve">, </w:t>
-      </w:r>
-      <w:r>
-        <w:rPr>
-          <w:rFonts w:ascii="Calibri" w:eastAsia="Calibri" w:hAnsi="Calibri" w:cs="Calibri"/>
-          <w:color w:val="000000"/>
-        </w:rPr>
-        <w:t>utilizing statistical methods to ensure data accuracy and reliability.</w:t>
+        <w:t>to ensure data integrity</w:t>
+      </w:r>
+      <w:r>
+        <w:rPr>
+          <w:rFonts w:ascii="Calibri" w:eastAsia="Calibri" w:hAnsi="Calibri" w:cs="Calibri"/>
+          <w:color w:val="000000"/>
+        </w:rPr>
+        <w:t>.</w:t>
       </w:r>
     </w:p>
     <w:p>
@@ -1258,6 +1115,7 @@
           <w:ilvl w:val="0"/>
           <w:numId w:val="12"/>
         </w:numPr>
+        <w:spacing w:line="320" w:lineRule="exact"/>
         <w:ind w:left="540"/>
         <w:jc w:val="both"/>
         <w:rPr>
@@ -1270,56 +1128,7 @@
           <w:rFonts w:ascii="Calibri" w:eastAsia="Calibri" w:hAnsi="Calibri" w:cs="Calibri"/>
           <w:color w:val="000000"/>
         </w:rPr>
-        <w:t>Generated visualizations and interpreted model outputs to communicate complex scientific concepts</w:t>
-      </w:r>
-      <w:r>
-        <w:rPr>
-          <w:rFonts w:ascii="Calibri" w:eastAsia="Calibri" w:hAnsi="Calibri" w:cs="Calibri"/>
-          <w:color w:val="000000"/>
-        </w:rPr>
-        <w:t xml:space="preserve"> </w:t>
-      </w:r>
-      <w:r>
-        <w:rPr>
-          <w:rFonts w:ascii="Calibri" w:eastAsia="Calibri" w:hAnsi="Calibri" w:cs="Calibri"/>
-          <w:color w:val="000000"/>
-        </w:rPr>
-        <w:t>of</w:t>
-      </w:r>
-      <w:r>
-        <w:rPr>
-          <w:rFonts w:ascii="Calibri" w:eastAsia="Calibri" w:hAnsi="Calibri" w:cs="Calibri"/>
-          <w:color w:val="000000"/>
-        </w:rPr>
-        <w:t xml:space="preserve"> </w:t>
-      </w:r>
-      <w:r>
-        <w:rPr>
-          <w:rFonts w:ascii="Calibri" w:eastAsia="Calibri" w:hAnsi="Calibri" w:cs="Calibri"/>
-          <w:color w:val="000000"/>
-        </w:rPr>
-        <w:t>carbon flux dynamics</w:t>
-      </w:r>
-      <w:r>
-        <w:rPr>
-          <w:rFonts w:ascii="Calibri" w:eastAsia="Calibri" w:hAnsi="Calibri" w:cs="Calibri"/>
-          <w:color w:val="000000"/>
-        </w:rPr>
-        <w:t xml:space="preserve">, </w:t>
-      </w:r>
-      <w:r>
-        <w:rPr>
-          <w:rFonts w:ascii="Calibri" w:eastAsia="Calibri" w:hAnsi="Calibri" w:cs="Calibri"/>
-          <w:color w:val="000000"/>
-        </w:rPr>
-        <w:t>applying statistical inferences to support data-driven conclusions</w:t>
-      </w:r>
-      <w:r>
-        <w:rPr>
-          <w:rFonts w:ascii="Calibri" w:eastAsia="Calibri" w:hAnsi="Calibri" w:cs="Calibri"/>
-          <w:color w:val="000000"/>
-        </w:rPr>
-        <w:t>.</w:t>
+        <w:t xml:space="preserve">Created visualizations (Python, R) and briefed interdisciplinary teams on carbon flux trends, informing sustainable forest management strategies. </w:t>
       </w:r>
     </w:p>
     <w:p>
@@ -1329,6 +1138,7 @@
           <w:ilvl w:val="0"/>
           <w:numId w:val="12"/>
         </w:numPr>
+        <w:spacing w:line="320" w:lineRule="exact"/>
         <w:ind w:left="540"/>
         <w:jc w:val="both"/>
         <w:rPr>
@@ -1341,14 +1151,7 @@
           <w:rFonts w:ascii="Calibri" w:eastAsia="Calibri" w:hAnsi="Calibri" w:cs="Calibri"/>
           <w:color w:val="000000"/>
         </w:rPr>
-        <w:t>Contributed to multiple research publications and presentations, showcasing ability to share research outcomes with the scientific community</w:t>
-      </w:r>
-      <w:r>
-        <w:rPr>
-          <w:rFonts w:ascii="Calibri" w:eastAsia="Calibri" w:hAnsi="Calibri" w:cs="Calibri"/>
-          <w:color w:val="000000"/>
-        </w:rPr>
-        <w:t>.</w:t>
+        <w:t>Contributed to multiple research publications and presentations, showcasing ability to share research outcomes with the scientific community.</w:t>
       </w:r>
     </w:p>
     <w:p>
@@ -1358,6 +1161,7 @@
           <w:ilvl w:val="0"/>
           <w:numId w:val="12"/>
         </w:numPr>
+        <w:spacing w:line="320" w:lineRule="exact"/>
         <w:ind w:left="540"/>
         <w:jc w:val="both"/>
         <w:rPr>
@@ -1370,84 +1174,13 @@
           <w:rFonts w:ascii="Calibri" w:eastAsia="Calibri" w:hAnsi="Calibri" w:cs="Calibri"/>
           <w:color w:val="000000"/>
         </w:rPr>
-        <w:t>Conducted comprehensive literature review on ecological forest carbon models, broadening expertise in various quantitative assessment methods for carbon flux estimation</w:t>
-      </w:r>
-      <w:r>
-        <w:rPr>
-          <w:rFonts w:ascii="Calibri" w:eastAsia="Calibri" w:hAnsi="Calibri" w:cs="Calibri"/>
-          <w:color w:val="000000"/>
-        </w:rPr>
-        <w:t>.</w:t>
-      </w:r>
-    </w:p>
-    <w:p>
-      <w:pPr>
-        <w:pStyle w:val="ListParagraph"/>
-        <w:numPr>
-          <w:ilvl w:val="0"/>
-          <w:numId w:val="12"/>
-        </w:numPr>
-        <w:ind w:left="540"/>
+        <w:t>Advanced Python, R, and PostgreSQL skills for large-scale geospatial analysis and model parameterization, adaptable to landscape-scale tools.</w:t>
+      </w:r>
+    </w:p>
+    <w:p>
+      <w:pPr>
+        <w:spacing w:line="100" w:lineRule="exact"/>
         <w:jc w:val="both"/>
-        <w:rPr>
-          <w:rFonts w:ascii="Calibri" w:eastAsia="Calibri" w:hAnsi="Calibri" w:cs="Calibri"/>
-          <w:color w:val="000000"/>
-        </w:rPr>
-      </w:pPr>
-      <w:r>
-        <w:rPr>
-          <w:rFonts w:ascii="Calibri" w:eastAsia="Calibri" w:hAnsi="Calibri" w:cs="Calibri"/>
-          <w:color w:val="000000"/>
-        </w:rPr>
-        <w:t>Advanced programming skills (Python, R, PostgreSQL) for large-scale geospatial data analysis and process model input preparation</w:t>
-      </w:r>
-      <w:r>
-        <w:rPr>
-          <w:rFonts w:ascii="Calibri" w:eastAsia="Calibri" w:hAnsi="Calibri" w:cs="Calibri"/>
-          <w:color w:val="000000"/>
-        </w:rPr>
-        <w:t>.</w:t>
-      </w:r>
-    </w:p>
-    <w:p>
-      <w:pPr>
-        <w:pStyle w:val="ListParagraph"/>
-        <w:numPr>
-          <w:ilvl w:val="0"/>
-          <w:numId w:val="12"/>
-        </w:numPr>
-        <w:ind w:left="540"/>
-        <w:jc w:val="both"/>
-        <w:rPr>
-          <w:rFonts w:ascii="Calibri" w:eastAsia="Calibri" w:hAnsi="Calibri" w:cs="Calibri"/>
-          <w:color w:val="000000"/>
-        </w:rPr>
-      </w:pPr>
-      <w:r>
-        <w:rPr>
-          <w:rFonts w:ascii="Calibri" w:eastAsia="Calibri" w:hAnsi="Calibri" w:cs="Calibri"/>
-          <w:color w:val="000000"/>
-        </w:rPr>
-        <w:t xml:space="preserve">Collaborated with forest economists to </w:t>
-      </w:r>
-      <w:r>
-        <w:rPr>
-          <w:rFonts w:ascii="Calibri" w:eastAsia="Calibri" w:hAnsi="Calibri" w:cs="Calibri"/>
-          <w:color w:val="000000"/>
-        </w:rPr>
-        <w:t>understand</w:t>
-      </w:r>
-      <w:r>
-        <w:rPr>
-          <w:rFonts w:ascii="Calibri" w:eastAsia="Calibri" w:hAnsi="Calibri" w:cs="Calibri"/>
-          <w:color w:val="000000"/>
-        </w:rPr>
-        <w:t xml:space="preserve"> carbon credit impacts on sequestration, informing management decisions and climate mitigation strategies. </w:t>
-      </w:r>
-    </w:p>
-    <w:p>
-      <w:pPr>
-        <w:spacing w:line="100" w:lineRule="exact"/>
         <w:rPr>
           <w:rFonts w:ascii="Calibri" w:eastAsia="Calibri" w:hAnsi="Calibri" w:cs="Calibri"/>
         </w:rPr>
@@ -2091,7 +1824,6 @@
           <w:rFonts w:ascii="Calibri" w:eastAsia="Calibri" w:hAnsi="Calibri" w:cs="Calibri"/>
           <w:color w:val="000000"/>
         </w:rPr>
-        <w:lastRenderedPageBreak/>
         <w:t>Inundation results were obtained using a numerical tsunami model.</w:t>
       </w:r>
     </w:p>
@@ -2195,6 +1927,7 @@
           <w:rFonts w:ascii="Calibri" w:eastAsia="Calibri" w:hAnsi="Calibri" w:cs="Calibri"/>
           <w:b/>
         </w:rPr>
+        <w:lastRenderedPageBreak/>
         <w:t xml:space="preserve">National Remote </w:t>
       </w:r>
       <w:r>
@@ -2625,6 +2358,7 @@
           <w:ilvl w:val="0"/>
           <w:numId w:val="9"/>
         </w:numPr>
+        <w:spacing w:line="320" w:lineRule="exact"/>
         <w:jc w:val="both"/>
         <w:rPr>
           <w:rFonts w:ascii="Calibri" w:eastAsia="Calibri" w:hAnsi="Calibri" w:cs="Calibri"/>
@@ -2677,21 +2411,129 @@
           <w:rFonts w:ascii="Calibri" w:eastAsia="Calibri" w:hAnsi="Calibri" w:cs="Calibri"/>
           <w:color w:val="000000"/>
         </w:rPr>
-        <w:t>, K.</w:t>
-      </w:r>
-      <w:r>
-        <w:rPr>
-          <w:rFonts w:ascii="Calibri" w:eastAsia="Calibri" w:hAnsi="Calibri" w:cs="Calibri"/>
-          <w:color w:val="000000"/>
-        </w:rPr>
-        <w:t xml:space="preserve"> (2024).</w:t>
-      </w:r>
-      <w:r>
-        <w:rPr>
-          <w:rFonts w:ascii="Calibri" w:eastAsia="Calibri" w:hAnsi="Calibri" w:cs="Calibri"/>
-          <w:color w:val="000000"/>
-        </w:rPr>
-        <w:t xml:space="preserve"> Maximizing Net Ecosystem Productivity: Integrating Chronosequence Analysis and Ecosystem Modeling Across Contrasting Biomes in North America. Forests (to be submitted).</w:t>
+        <w:t xml:space="preserve">, K. (2024). </w:t>
+      </w:r>
+      <w:r>
+        <w:rPr>
+          <w:rFonts w:ascii="Calibri" w:eastAsia="Calibri" w:hAnsi="Calibri" w:cs="Calibri"/>
+          <w:color w:val="000000"/>
+        </w:rPr>
+        <w:t>“</w:t>
+      </w:r>
+      <w:r>
+        <w:rPr>
+          <w:rFonts w:ascii="Calibri" w:eastAsia="Calibri" w:hAnsi="Calibri" w:cs="Calibri"/>
+          <w:color w:val="000000"/>
+        </w:rPr>
+        <w:t>Maximizing Net Ecosystem Productivity: Integrating Chronosequence Analysis and Ecosystem Modeling Across Contrasting Biomes in North America</w:t>
+      </w:r>
+      <w:r>
+        <w:rPr>
+          <w:rFonts w:ascii="Calibri" w:eastAsia="Calibri" w:hAnsi="Calibri" w:cs="Calibri"/>
+          <w:color w:val="000000"/>
+        </w:rPr>
+        <w:t>”</w:t>
+      </w:r>
+      <w:r>
+        <w:rPr>
+          <w:rFonts w:ascii="Calibri" w:eastAsia="Calibri" w:hAnsi="Calibri" w:cs="Calibri"/>
+          <w:color w:val="000000"/>
+        </w:rPr>
+        <w:t>. Forest</w:t>
+      </w:r>
+      <w:r>
+        <w:rPr>
+          <w:rFonts w:ascii="Calibri" w:eastAsia="Calibri" w:hAnsi="Calibri" w:cs="Calibri"/>
+          <w:color w:val="000000"/>
+        </w:rPr>
+        <w:t xml:space="preserve"> Ecosystems</w:t>
+      </w:r>
+      <w:r>
+        <w:rPr>
+          <w:rFonts w:ascii="Calibri" w:eastAsia="Calibri" w:hAnsi="Calibri" w:cs="Calibri"/>
+          <w:color w:val="000000"/>
+        </w:rPr>
+        <w:t xml:space="preserve"> (</w:t>
+      </w:r>
+      <w:r>
+        <w:rPr>
+          <w:rFonts w:ascii="Calibri" w:eastAsia="Calibri" w:hAnsi="Calibri" w:cs="Calibri"/>
+          <w:color w:val="000000"/>
+        </w:rPr>
+        <w:t>In Revision</w:t>
+      </w:r>
+      <w:r>
+        <w:rPr>
+          <w:rFonts w:ascii="Calibri" w:eastAsia="Calibri" w:hAnsi="Calibri" w:cs="Calibri"/>
+          <w:color w:val="000000"/>
+        </w:rPr>
+        <w:t>).</w:t>
+      </w:r>
+    </w:p>
+    <w:p>
+      <w:pPr>
+        <w:pStyle w:val="ListParagraph"/>
+        <w:numPr>
+          <w:ilvl w:val="0"/>
+          <w:numId w:val="9"/>
+        </w:numPr>
+        <w:spacing w:line="320" w:lineRule="exact"/>
+        <w:jc w:val="both"/>
+        <w:rPr>
+          <w:rFonts w:ascii="Calibri" w:eastAsia="Calibri" w:hAnsi="Calibri" w:cs="Calibri"/>
+          <w:color w:val="000000"/>
+        </w:rPr>
+      </w:pPr>
+      <w:r>
+        <w:rPr>
+          <w:rFonts w:ascii="Calibri" w:eastAsia="Calibri" w:hAnsi="Calibri" w:cs="Calibri"/>
+          <w:color w:val="000000"/>
+        </w:rPr>
+        <w:t xml:space="preserve">Fuller, M. R., </w:t>
+      </w:r>
+      <w:r>
+        <w:rPr>
+          <w:rFonts w:ascii="Calibri" w:eastAsia="Calibri" w:hAnsi="Calibri" w:cs="Calibri"/>
+          <w:b/>
+          <w:bCs/>
+          <w:color w:val="000000"/>
+        </w:rPr>
+        <w:t>Ganjam, M.,</w:t>
+      </w:r>
+      <w:r>
+        <w:rPr>
+          <w:rFonts w:ascii="Calibri" w:eastAsia="Calibri" w:hAnsi="Calibri" w:cs="Calibri"/>
+          <w:color w:val="000000"/>
+        </w:rPr>
+        <w:t xml:space="preserve"> Baker, J. S., &amp; Abt, R. C. (2024). </w:t>
+      </w:r>
+      <w:r>
+        <w:rPr>
+          <w:rFonts w:ascii="Calibri" w:eastAsia="Calibri" w:hAnsi="Calibri" w:cs="Calibri"/>
+          <w:color w:val="000000"/>
+        </w:rPr>
+        <w:t>“</w:t>
+      </w:r>
+      <w:r>
+        <w:rPr>
+          <w:rFonts w:ascii="Calibri" w:eastAsia="Calibri" w:hAnsi="Calibri" w:cs="Calibri"/>
+          <w:color w:val="000000"/>
+        </w:rPr>
+        <w:t>Advancing forest carbon projections requires improved convergence between ecological and economic models</w:t>
+      </w:r>
+      <w:r>
+        <w:rPr>
+          <w:rFonts w:ascii="Calibri" w:eastAsia="Calibri" w:hAnsi="Calibri" w:cs="Calibri"/>
+          <w:color w:val="000000"/>
+        </w:rPr>
+        <w:t>”. Carbon Balance and Management</w:t>
+      </w:r>
+      <w:r>
+        <w:rPr>
+          <w:rFonts w:ascii="Calibri" w:eastAsia="Calibri" w:hAnsi="Calibri" w:cs="Calibri"/>
+          <w:color w:val="000000"/>
+        </w:rPr>
+        <w:t>.</w:t>
       </w:r>
     </w:p>
     <w:p>
@@ -2712,7 +2554,7 @@
           <w:rFonts w:ascii="Calibri" w:eastAsia="Calibri" w:hAnsi="Calibri" w:cs="Calibri"/>
           <w:color w:val="000000"/>
         </w:rPr>
-        <w:t xml:space="preserve">Fuller, M. R., </w:t>
+        <w:t xml:space="preserve">Reddy, C.S., Jha, C.S., </w:t>
       </w:r>
       <w:r>
         <w:rPr>
@@ -2721,28 +2563,62 @@
           <w:bCs/>
           <w:color w:val="000000"/>
         </w:rPr>
-        <w:t>Ganjam, M.,</w:t>
-      </w:r>
-      <w:r>
-        <w:rPr>
-          <w:rFonts w:ascii="Calibri" w:eastAsia="Calibri" w:hAnsi="Calibri" w:cs="Calibri"/>
-          <w:color w:val="000000"/>
-        </w:rPr>
-        <w:t xml:space="preserve"> Baker, J. S., &amp; Abt, R. C. (2024). Advancing forest carbon projections requires improved convergence between ecological and economic models</w:t>
-      </w:r>
-      <w:r>
-        <w:rPr>
-          <w:rFonts w:ascii="Calibri" w:eastAsia="Calibri" w:hAnsi="Calibri" w:cs="Calibri"/>
-          <w:color w:val="000000"/>
-        </w:rPr>
-        <w:t xml:space="preserve"> (Under review)</w:t>
-      </w:r>
-      <w:r>
-        <w:rPr>
-          <w:rFonts w:ascii="Calibri" w:eastAsia="Calibri" w:hAnsi="Calibri" w:cs="Calibri"/>
-          <w:color w:val="000000"/>
-        </w:rPr>
-        <w:t>.</w:t>
+        <w:t>Manaswini, G.,</w:t>
+      </w:r>
+      <w:r>
+        <w:rPr>
+          <w:rFonts w:ascii="Calibri" w:eastAsia="Calibri" w:hAnsi="Calibri" w:cs="Calibri"/>
+          <w:color w:val="000000"/>
+        </w:rPr>
+        <w:t xml:space="preserve"> Alekhya, V.V.L.P., </w:t>
+      </w:r>
+      <w:proofErr w:type="spellStart"/>
+      <w:r>
+        <w:rPr>
+          <w:rFonts w:ascii="Calibri" w:eastAsia="Calibri" w:hAnsi="Calibri" w:cs="Calibri"/>
+          <w:color w:val="000000"/>
+        </w:rPr>
+        <w:t>Vazeed</w:t>
+      </w:r>
+      <w:proofErr w:type="spellEnd"/>
+      <w:r>
+        <w:rPr>
+          <w:rFonts w:ascii="Calibri" w:eastAsia="Calibri" w:hAnsi="Calibri" w:cs="Calibri"/>
+          <w:color w:val="000000"/>
+        </w:rPr>
+        <w:t xml:space="preserve"> Pasha, S., Satish, K.V., Diwakar, P. G., &amp; </w:t>
+      </w:r>
+      <w:proofErr w:type="spellStart"/>
+      <w:r>
+        <w:rPr>
+          <w:rFonts w:ascii="Calibri" w:eastAsia="Calibri" w:hAnsi="Calibri" w:cs="Calibri"/>
+          <w:color w:val="000000"/>
+        </w:rPr>
+        <w:t>Dadhwal</w:t>
+      </w:r>
+      <w:proofErr w:type="spellEnd"/>
+      <w:r>
+        <w:rPr>
+          <w:rFonts w:ascii="Calibri" w:eastAsia="Calibri" w:hAnsi="Calibri" w:cs="Calibri"/>
+          <w:color w:val="000000"/>
+        </w:rPr>
+        <w:t xml:space="preserve"> V,K. “Nationwide assessment of forest burnt area in India using Resourcesat-2 </w:t>
+      </w:r>
+      <w:proofErr w:type="spellStart"/>
+      <w:r>
+        <w:rPr>
+          <w:rFonts w:ascii="Calibri" w:eastAsia="Calibri" w:hAnsi="Calibri" w:cs="Calibri"/>
+          <w:color w:val="000000"/>
+        </w:rPr>
+        <w:t>AWiFS</w:t>
+      </w:r>
+      <w:proofErr w:type="spellEnd"/>
+      <w:r>
+        <w:rPr>
+          <w:rFonts w:ascii="Calibri" w:eastAsia="Calibri" w:hAnsi="Calibri" w:cs="Calibri"/>
+          <w:color w:val="000000"/>
+        </w:rPr>
+        <w:t xml:space="preserve"> data”. Curr. Sci (2017).</w:t>
       </w:r>
     </w:p>
     <w:p>
@@ -2763,7 +2639,7 @@
           <w:rFonts w:ascii="Calibri" w:eastAsia="Calibri" w:hAnsi="Calibri" w:cs="Calibri"/>
           <w:color w:val="000000"/>
         </w:rPr>
-        <w:t xml:space="preserve">Reddy, C.S., Jha, C.S., </w:t>
+        <w:t xml:space="preserve">Reddy, C.S., </w:t>
       </w:r>
       <w:r>
         <w:rPr>
@@ -2779,7 +2655,7 @@
           <w:rFonts w:ascii="Calibri" w:eastAsia="Calibri" w:hAnsi="Calibri" w:cs="Calibri"/>
           <w:color w:val="000000"/>
         </w:rPr>
-        <w:t xml:space="preserve"> Alekhya, V.V.L.P., </w:t>
+        <w:t xml:space="preserve"> Jha, C.S., Diwakar, P.G., &amp; </w:t>
       </w:r>
       <w:proofErr w:type="spellStart"/>
       <w:r>
@@ -2787,7 +2663,7 @@
           <w:rFonts w:ascii="Calibri" w:eastAsia="Calibri" w:hAnsi="Calibri" w:cs="Calibri"/>
           <w:color w:val="000000"/>
         </w:rPr>
-        <w:t>Vazeed</w:t>
+        <w:t>Dadhwal</w:t>
       </w:r>
       <w:proofErr w:type="spellEnd"/>
       <w:r>
@@ -2795,55 +2671,7 @@
           <w:rFonts w:ascii="Calibri" w:eastAsia="Calibri" w:hAnsi="Calibri" w:cs="Calibri"/>
           <w:color w:val="000000"/>
         </w:rPr>
-        <w:t xml:space="preserve"> Pasha, S., Satish, K.V., Diwakar, P. G., &amp; </w:t>
-      </w:r>
-      <w:proofErr w:type="spellStart"/>
-      <w:r>
-        <w:rPr>
-          <w:rFonts w:ascii="Calibri" w:eastAsia="Calibri" w:hAnsi="Calibri" w:cs="Calibri"/>
-          <w:color w:val="000000"/>
-        </w:rPr>
-        <w:t>Dadhwal</w:t>
-      </w:r>
-      <w:proofErr w:type="spellEnd"/>
-      <w:r>
-        <w:rPr>
-          <w:rFonts w:ascii="Calibri" w:eastAsia="Calibri" w:hAnsi="Calibri" w:cs="Calibri"/>
-          <w:color w:val="000000"/>
-        </w:rPr>
-        <w:t xml:space="preserve"> </w:t>
-      </w:r>
-      <w:proofErr w:type="gramStart"/>
-      <w:r>
-        <w:rPr>
-          <w:rFonts w:ascii="Calibri" w:eastAsia="Calibri" w:hAnsi="Calibri" w:cs="Calibri"/>
-          <w:color w:val="000000"/>
-        </w:rPr>
-        <w:t>V,K.</w:t>
-      </w:r>
-      <w:proofErr w:type="gramEnd"/>
-      <w:r>
-        <w:rPr>
-          <w:rFonts w:ascii="Calibri" w:eastAsia="Calibri" w:hAnsi="Calibri" w:cs="Calibri"/>
-          <w:color w:val="000000"/>
-        </w:rPr>
-        <w:t xml:space="preserve"> “Nationwide assessment of forest burnt area in India using Resourcesat-2 </w:t>
-      </w:r>
-      <w:proofErr w:type="spellStart"/>
-      <w:r>
-        <w:rPr>
-          <w:rFonts w:ascii="Calibri" w:eastAsia="Calibri" w:hAnsi="Calibri" w:cs="Calibri"/>
-          <w:color w:val="000000"/>
-        </w:rPr>
-        <w:t>AWiFS</w:t>
-      </w:r>
-      <w:proofErr w:type="spellEnd"/>
-      <w:r>
-        <w:rPr>
-          <w:rFonts w:ascii="Calibri" w:eastAsia="Calibri" w:hAnsi="Calibri" w:cs="Calibri"/>
-          <w:color w:val="000000"/>
-        </w:rPr>
-        <w:t xml:space="preserve"> data”. Curr. Sci (2017).</w:t>
+        <w:t>, V.K. “Development of national database on long-term deforestation in Sri Lanka”. Journal of the Indian Society of Remote Sensing, 1-12 (2016).</w:t>
       </w:r>
     </w:p>
     <w:p>
@@ -2880,7 +2708,7 @@
           <w:rFonts w:ascii="Calibri" w:eastAsia="Calibri" w:hAnsi="Calibri" w:cs="Calibri"/>
           <w:color w:val="000000"/>
         </w:rPr>
-        <w:t xml:space="preserve"> Jha, C.S., Diwakar, P.G., &amp; </w:t>
+        <w:t xml:space="preserve"> Satish, K.V., Sonali Singh., Jha, C.S., </w:t>
       </w:r>
       <w:proofErr w:type="spellStart"/>
       <w:r>
@@ -2896,7 +2724,7 @@
           <w:rFonts w:ascii="Calibri" w:eastAsia="Calibri" w:hAnsi="Calibri" w:cs="Calibri"/>
           <w:color w:val="000000"/>
         </w:rPr>
-        <w:t>, V.K. “Development of national database on long-term deforestation in Sri Lanka”. Journal of the Indian Society of Remote Sensing, 1-12 (2016).</w:t>
+        <w:t xml:space="preserve"> V,K. “Conservation priorities of forest ecosystems: Evaluation of deforestation and degradation hotspots using geospatial techniques”. Ecological Engineering volume 91 (2016):333–342.</w:t>
       </w:r>
     </w:p>
     <w:p>
@@ -2909,16 +2737,10 @@
         <w:jc w:val="both"/>
         <w:rPr>
           <w:rFonts w:ascii="Calibri" w:eastAsia="Calibri" w:hAnsi="Calibri" w:cs="Calibri"/>
-          <w:color w:val="000000"/>
-        </w:rPr>
-      </w:pPr>
-      <w:r>
-        <w:rPr>
-          <w:rFonts w:ascii="Calibri" w:eastAsia="Calibri" w:hAnsi="Calibri" w:cs="Calibri"/>
-          <w:color w:val="000000"/>
-        </w:rPr>
-        <w:t xml:space="preserve">Reddy, C.S., </w:t>
-      </w:r>
+          <w:b/>
+          <w:color w:val="000000"/>
+        </w:rPr>
+      </w:pPr>
       <w:r>
         <w:rPr>
           <w:rFonts w:ascii="Calibri" w:eastAsia="Calibri" w:hAnsi="Calibri" w:cs="Calibri"/>
@@ -2933,86 +2755,7 @@
           <w:rFonts w:ascii="Calibri" w:eastAsia="Calibri" w:hAnsi="Calibri" w:cs="Calibri"/>
           <w:color w:val="000000"/>
         </w:rPr>
-        <w:t xml:space="preserve"> Satish, K.V., Sonali Singh., Jha, C.S., </w:t>
-      </w:r>
-      <w:proofErr w:type="spellStart"/>
-      <w:r>
-        <w:rPr>
-          <w:rFonts w:ascii="Calibri" w:eastAsia="Calibri" w:hAnsi="Calibri" w:cs="Calibri"/>
-          <w:color w:val="000000"/>
-        </w:rPr>
-        <w:t>Dadhwal</w:t>
-      </w:r>
-      <w:proofErr w:type="spellEnd"/>
-      <w:r>
-        <w:rPr>
-          <w:rFonts w:ascii="Calibri" w:eastAsia="Calibri" w:hAnsi="Calibri" w:cs="Calibri"/>
-          <w:color w:val="000000"/>
-        </w:rPr>
-        <w:t xml:space="preserve"> </w:t>
-      </w:r>
-      <w:proofErr w:type="gramStart"/>
-      <w:r>
-        <w:rPr>
-          <w:rFonts w:ascii="Calibri" w:eastAsia="Calibri" w:hAnsi="Calibri" w:cs="Calibri"/>
-          <w:color w:val="000000"/>
-        </w:rPr>
-        <w:t>V,K.</w:t>
-      </w:r>
-      <w:proofErr w:type="gramEnd"/>
-      <w:r>
-        <w:rPr>
-          <w:rFonts w:ascii="Calibri" w:eastAsia="Calibri" w:hAnsi="Calibri" w:cs="Calibri"/>
-          <w:color w:val="000000"/>
-        </w:rPr>
-        <w:t xml:space="preserve"> “Conservation priorities of forest ecosystems: Evaluation of deforestation and degradation hotspots using geospatial techniques”. Ecological Engineering volume 91 (2016):333–342.</w:t>
-      </w:r>
-    </w:p>
-    <w:p>
-      <w:pPr>
-        <w:pStyle w:val="ListParagraph"/>
-        <w:numPr>
-          <w:ilvl w:val="0"/>
-          <w:numId w:val="9"/>
-        </w:numPr>
-        <w:jc w:val="both"/>
-        <w:rPr>
-          <w:rFonts w:ascii="Calibri" w:eastAsia="Calibri" w:hAnsi="Calibri" w:cs="Calibri"/>
-          <w:b/>
-          <w:color w:val="000000"/>
-        </w:rPr>
-      </w:pPr>
-      <w:r>
-        <w:rPr>
-          <w:rFonts w:ascii="Calibri" w:eastAsia="Calibri" w:hAnsi="Calibri" w:cs="Calibri"/>
-          <w:b/>
-          <w:bCs/>
-          <w:color w:val="000000"/>
-        </w:rPr>
-        <w:t>Manaswini, G.,</w:t>
-      </w:r>
-      <w:r>
-        <w:rPr>
-          <w:rFonts w:ascii="Calibri" w:eastAsia="Calibri" w:hAnsi="Calibri" w:cs="Calibri"/>
-          <w:color w:val="000000"/>
-        </w:rPr>
-        <w:t xml:space="preserve"> and Reddy, </w:t>
-      </w:r>
-      <w:proofErr w:type="gramStart"/>
-      <w:r>
-        <w:rPr>
-          <w:rFonts w:ascii="Calibri" w:eastAsia="Calibri" w:hAnsi="Calibri" w:cs="Calibri"/>
-          <w:color w:val="000000"/>
-        </w:rPr>
-        <w:t>C,S.</w:t>
-      </w:r>
-      <w:proofErr w:type="gramEnd"/>
-      <w:r>
-        <w:rPr>
-          <w:rFonts w:ascii="Calibri" w:eastAsia="Calibri" w:hAnsi="Calibri" w:cs="Calibri"/>
-          <w:color w:val="000000"/>
-        </w:rPr>
-        <w:t>, “Geospatial monitoring and prioritization of forest fire incidences in Andhra Pradesh, India”. Environmental monitoring and assessment 187.10 (2015):1-12.</w:t>
+        <w:t xml:space="preserve"> and Reddy, C,S., “Geospatial monitoring and prioritization of forest fire incidences in Andhra Pradesh, India”. Environmental monitoring and assessment 187.10 (2015):1-12.</w:t>
       </w:r>
       <w:r>
         <w:rPr>
@@ -3116,7 +2859,7 @@
 </file>
 
 <file path=word/endnotes.xml><?xml version="1.0" encoding="utf-8"?>
-<w:endnotes xmlns:wpc="http://schemas.microsoft.com/office/word/2010/wordprocessingCanvas" xmlns:cx="http://schemas.microsoft.com/office/drawing/2014/chartex" xmlns:cx1="http://schemas.microsoft.com/office/drawing/2015/9/8/chartex" xmlns:cx2="http://schemas.microsoft.com/office/drawing/2015/10/21/chartex" xmlns:cx3="http://schemas.microsoft.com/office/drawing/2016/5/9/chartex" xmlns:cx4="http://schemas.microsoft.com/office/drawing/2016/5/10/chartex" xmlns:cx5="http://schemas.microsoft.com/office/drawing/2016/5/11/chartex" xmlns:cx6="http://schemas.microsoft.com/office/drawing/2016/5/12/chartex" xmlns:cx7="http://schemas.microsoft.com/office/drawing/2016/5/13/chartex" xmlns:cx8="http://schemas.microsoft.com/office/drawing/2016/5/14/chartex" xmlns:mc="http://schemas.openxmlformats.org/markup-compatibility/2006" xmlns:aink="http://schemas.microsoft.com/office/drawing/2016/ink" xmlns:am3d="http://schemas.microsoft.com/office/drawing/2017/model3d" xmlns:o="urn:schemas-microsoft-com:office:office" xmlns:oel="http://schemas.microsoft.com/office/2019/extlst" xmlns:r="http://schemas.openxmlformats.org/officeDocument/2006/relationships" xmlns:m="http://schemas.openxmlformats.org/officeDocument/2006/math" xmlns:v="urn:schemas-microsoft-com:vml" xmlns:wp14="http://schemas.microsoft.com/office/word/2010/wordprocessingDrawing" xmlns:wp="http://schemas.openxmlformats.org/drawingml/2006/wordprocessingDrawing" xmlns:w10="urn:schemas-microsoft-com:office:word" xmlns:w="http://schemas.openxmlformats.org/wordprocessingml/2006/main" xmlns:w14="http://schemas.microsoft.com/office/word/2010/wordml" xmlns:w15="http://schemas.microsoft.com/office/word/2012/wordml" xmlns:w16cex="http://schemas.microsoft.com/office/word/2018/wordml/cex" xmlns:w16cid="http://schemas.microsoft.com/office/word/2016/wordml/cid" xmlns:w16="http://schemas.microsoft.com/office/word/2018/wordml" xmlns:w16du="http://schemas.microsoft.com/office/word/2023/wordml/word16du" xmlns:w16sdtdh="http://schemas.microsoft.com/office/word/2020/wordml/sdtdatahash" xmlns:w16se="http://schemas.microsoft.com/office/word/2015/wordml/symex" xmlns:wpg="http://schemas.microsoft.com/office/word/2010/wordprocessingGroup" xmlns:wpi="http://schemas.microsoft.com/office/word/2010/wordprocessingInk" xmlns:wne="http://schemas.microsoft.com/office/word/2006/wordml" xmlns:wps="http://schemas.microsoft.com/office/word/2010/wordprocessingShape" mc:Ignorable="w14 w15 w16se w16cid w16 w16cex w16sdtdh w16du wp14">
+<w:endnotes xmlns:wpc="http://schemas.microsoft.com/office/word/2010/wordprocessingCanvas" xmlns:cx="http://schemas.microsoft.com/office/drawing/2014/chartex" xmlns:cx1="http://schemas.microsoft.com/office/drawing/2015/9/8/chartex" xmlns:cx2="http://schemas.microsoft.com/office/drawing/2015/10/21/chartex" xmlns:cx3="http://schemas.microsoft.com/office/drawing/2016/5/9/chartex" xmlns:cx4="http://schemas.microsoft.com/office/drawing/2016/5/10/chartex" xmlns:cx5="http://schemas.microsoft.com/office/drawing/2016/5/11/chartex" xmlns:cx6="http://schemas.microsoft.com/office/drawing/2016/5/12/chartex" xmlns:cx7="http://schemas.microsoft.com/office/drawing/2016/5/13/chartex" xmlns:cx8="http://schemas.microsoft.com/office/drawing/2016/5/14/chartex" xmlns:mc="http://schemas.openxmlformats.org/markup-compatibility/2006" xmlns:aink="http://schemas.microsoft.com/office/drawing/2016/ink" xmlns:am3d="http://schemas.microsoft.com/office/drawing/2017/model3d" xmlns:o="urn:schemas-microsoft-com:office:office" xmlns:oel="http://schemas.microsoft.com/office/2019/extlst" xmlns:r="http://schemas.openxmlformats.org/officeDocument/2006/relationships" xmlns:m="http://schemas.openxmlformats.org/officeDocument/2006/math" xmlns:v="urn:schemas-microsoft-com:vml" xmlns:wp14="http://schemas.microsoft.com/office/word/2010/wordprocessingDrawing" xmlns:wp="http://schemas.openxmlformats.org/drawingml/2006/wordprocessingDrawing" xmlns:w10="urn:schemas-microsoft-com:office:word" xmlns:w="http://schemas.openxmlformats.org/wordprocessingml/2006/main" xmlns:w14="http://schemas.microsoft.com/office/word/2010/wordml" xmlns:w15="http://schemas.microsoft.com/office/word/2012/wordml" xmlns:w16cex="http://schemas.microsoft.com/office/word/2018/wordml/cex" xmlns:w16cid="http://schemas.microsoft.com/office/word/2016/wordml/cid" xmlns:w16="http://schemas.microsoft.com/office/word/2018/wordml" xmlns:w16du="http://schemas.microsoft.com/office/word/2023/wordml/word16du" xmlns:w16sdtdh="http://schemas.microsoft.com/office/word/2020/wordml/sdtdatahash" xmlns:w16sdtfl="http://schemas.microsoft.com/office/word/2024/wordml/sdtformatlock" xmlns:w16se="http://schemas.microsoft.com/office/word/2015/wordml/symex" xmlns:wpg="http://schemas.microsoft.com/office/word/2010/wordprocessingGroup" xmlns:wpi="http://schemas.microsoft.com/office/word/2010/wordprocessingInk" xmlns:wne="http://schemas.microsoft.com/office/word/2006/wordml" xmlns:wps="http://schemas.microsoft.com/office/word/2010/wordprocessingShape" mc:Ignorable="w14 w15 w16se w16cid w16 w16cex w16sdtdh w16sdtfl w16du wp14">
   <w:endnote w:type="separator" w:id="-1">
     <w:p>
       <w:r>
@@ -3135,7 +2878,7 @@
 </file>
 
 <file path=word/footnotes.xml><?xml version="1.0" encoding="utf-8"?>
-<w:footnotes xmlns:wpc="http://schemas.microsoft.com/office/word/2010/wordprocessingCanvas" xmlns:cx="http://schemas.microsoft.com/office/drawing/2014/chartex" xmlns:cx1="http://schemas.microsoft.com/office/drawing/2015/9/8/chartex" xmlns:cx2="http://schemas.microsoft.com/office/drawing/2015/10/21/chartex" xmlns:cx3="http://schemas.microsoft.com/office/drawing/2016/5/9/chartex" xmlns:cx4="http://schemas.microsoft.com/office/drawing/2016/5/10/chartex" xmlns:cx5="http://schemas.microsoft.com/office/drawing/2016/5/11/chartex" xmlns:cx6="http://schemas.microsoft.com/office/drawing/2016/5/12/chartex" xmlns:cx7="http://schemas.microsoft.com/office/drawing/2016/5/13/chartex" xmlns:cx8="http://schemas.microsoft.com/office/drawing/2016/5/14/chartex" xmlns:mc="http://schemas.openxmlformats.org/markup-compatibility/2006" xmlns:aink="http://schemas.microsoft.com/office/drawing/2016/ink" xmlns:am3d="http://schemas.microsoft.com/office/drawing/2017/model3d" xmlns:o="urn:schemas-microsoft-com:office:office" xmlns:oel="http://schemas.microsoft.com/office/2019/extlst" xmlns:r="http://schemas.openxmlformats.org/officeDocument/2006/relationships" xmlns:m="http://schemas.openxmlformats.org/officeDocument/2006/math" xmlns:v="urn:schemas-microsoft-com:vml" xmlns:wp14="http://schemas.microsoft.com/office/word/2010/wordprocessingDrawing" xmlns:wp="http://schemas.openxmlformats.org/drawingml/2006/wordprocessingDrawing" xmlns:w10="urn:schemas-microsoft-com:office:word" xmlns:w="http://schemas.openxmlformats.org/wordprocessingml/2006/main" xmlns:w14="http://schemas.microsoft.com/office/word/2010/wordml" xmlns:w15="http://schemas.microsoft.com/office/word/2012/wordml" xmlns:w16cex="http://schemas.microsoft.com/office/word/2018/wordml/cex" xmlns:w16cid="http://schemas.microsoft.com/office/word/2016/wordml/cid" xmlns:w16="http://schemas.microsoft.com/office/word/2018/wordml" xmlns:w16du="http://schemas.microsoft.com/office/word/2023/wordml/word16du" xmlns:w16sdtdh="http://schemas.microsoft.com/office/word/2020/wordml/sdtdatahash" xmlns:w16se="http://schemas.microsoft.com/office/word/2015/wordml/symex" xmlns:wpg="http://schemas.microsoft.com/office/word/2010/wordprocessingGroup" xmlns:wpi="http://schemas.microsoft.com/office/word/2010/wordprocessingInk" xmlns:wne="http://schemas.microsoft.com/office/word/2006/wordml" xmlns:wps="http://schemas.microsoft.com/office/word/2010/wordprocessingShape" mc:Ignorable="w14 w15 w16se w16cid w16 w16cex w16sdtdh w16du wp14">
+<w:footnotes xmlns:wpc="http://schemas.microsoft.com/office/word/2010/wordprocessingCanvas" xmlns:cx="http://schemas.microsoft.com/office/drawing/2014/chartex" xmlns:cx1="http://schemas.microsoft.com/office/drawing/2015/9/8/chartex" xmlns:cx2="http://schemas.microsoft.com/office/drawing/2015/10/21/chartex" xmlns:cx3="http://schemas.microsoft.com/office/drawing/2016/5/9/chartex" xmlns:cx4="http://schemas.microsoft.com/office/drawing/2016/5/10/chartex" xmlns:cx5="http://schemas.microsoft.com/office/drawing/2016/5/11/chartex" xmlns:cx6="http://schemas.microsoft.com/office/drawing/2016/5/12/chartex" xmlns:cx7="http://schemas.microsoft.com/office/drawing/2016/5/13/chartex" xmlns:cx8="http://schemas.microsoft.com/office/drawing/2016/5/14/chartex" xmlns:mc="http://schemas.openxmlformats.org/markup-compatibility/2006" xmlns:aink="http://schemas.microsoft.com/office/drawing/2016/ink" xmlns:am3d="http://schemas.microsoft.com/office/drawing/2017/model3d" xmlns:o="urn:schemas-microsoft-com:office:office" xmlns:oel="http://schemas.microsoft.com/office/2019/extlst" xmlns:r="http://schemas.openxmlformats.org/officeDocument/2006/relationships" xmlns:m="http://schemas.openxmlformats.org/officeDocument/2006/math" xmlns:v="urn:schemas-microsoft-com:vml" xmlns:wp14="http://schemas.microsoft.com/office/word/2010/wordprocessingDrawing" xmlns:wp="http://schemas.openxmlformats.org/drawingml/2006/wordprocessingDrawing" xmlns:w10="urn:schemas-microsoft-com:office:word" xmlns:w="http://schemas.openxmlformats.org/wordprocessingml/2006/main" xmlns:w14="http://schemas.microsoft.com/office/word/2010/wordml" xmlns:w15="http://schemas.microsoft.com/office/word/2012/wordml" xmlns:w16cex="http://schemas.microsoft.com/office/word/2018/wordml/cex" xmlns:w16cid="http://schemas.microsoft.com/office/word/2016/wordml/cid" xmlns:w16="http://schemas.microsoft.com/office/word/2018/wordml" xmlns:w16du="http://schemas.microsoft.com/office/word/2023/wordml/word16du" xmlns:w16sdtdh="http://schemas.microsoft.com/office/word/2020/wordml/sdtdatahash" xmlns:w16sdtfl="http://schemas.microsoft.com/office/word/2024/wordml/sdtformatlock" xmlns:w16se="http://schemas.microsoft.com/office/word/2015/wordml/symex" xmlns:wpg="http://schemas.microsoft.com/office/word/2010/wordprocessingGroup" xmlns:wpi="http://schemas.microsoft.com/office/word/2010/wordprocessingInk" xmlns:wne="http://schemas.microsoft.com/office/word/2006/wordml" xmlns:wps="http://schemas.microsoft.com/office/word/2010/wordprocessingShape" mc:Ignorable="w14 w15 w16se w16cid w16 w16cex w16sdtdh w16sdtfl w16du wp14">
   <w:footnote w:type="separator" w:id="-1">
     <w:p>
       <w:r>
@@ -3154,7 +2897,7 @@
 </file>
 
 <file path=word/numbering.xml><?xml version="1.0" encoding="utf-8"?>
-<w:numbering xmlns:wpc="http://schemas.microsoft.com/office/word/2010/wordprocessingCanvas" xmlns:cx="http://schemas.microsoft.com/office/drawing/2014/chartex" xmlns:cx1="http://schemas.microsoft.com/office/drawing/2015/9/8/chartex" xmlns:cx2="http://schemas.microsoft.com/office/drawing/2015/10/21/chartex" xmlns:cx3="http://schemas.microsoft.com/office/drawing/2016/5/9/chartex" xmlns:cx4="http://schemas.microsoft.com/office/drawing/2016/5/10/chartex" xmlns:cx5="http://schemas.microsoft.com/office/drawing/2016/5/11/chartex" xmlns:cx6="http://schemas.microsoft.com/office/drawing/2016/5/12/chartex" xmlns:cx7="http://schemas.microsoft.com/office/drawing/2016/5/13/chartex" xmlns:cx8="http://schemas.microsoft.com/office/drawing/2016/5/14/chartex" xmlns:mc="http://schemas.openxmlformats.org/markup-compatibility/2006" xmlns:aink="http://schemas.microsoft.com/office/drawing/2016/ink" xmlns:am3d="http://schemas.microsoft.com/office/drawing/2017/model3d" xmlns:o="urn:schemas-microsoft-com:office:office" xmlns:oel="http://schemas.microsoft.com/office/2019/extlst" xmlns:r="http://schemas.openxmlformats.org/officeDocument/2006/relationships" xmlns:m="http://schemas.openxmlformats.org/officeDocument/2006/math" xmlns:v="urn:schemas-microsoft-com:vml" xmlns:wp14="http://schemas.microsoft.com/office/word/2010/wordprocessingDrawing" xmlns:wp="http://schemas.openxmlformats.org/drawingml/2006/wordprocessingDrawing" xmlns:w10="urn:schemas-microsoft-com:office:word" xmlns:w="http://schemas.openxmlformats.org/wordprocessingml/2006/main" xmlns:w14="http://schemas.microsoft.com/office/word/2010/wordml" xmlns:w15="http://schemas.microsoft.com/office/word/2012/wordml" xmlns:w16cex="http://schemas.microsoft.com/office/word/2018/wordml/cex" xmlns:w16cid="http://schemas.microsoft.com/office/word/2016/wordml/cid" xmlns:w16="http://schemas.microsoft.com/office/word/2018/wordml" xmlns:w16du="http://schemas.microsoft.com/office/word/2023/wordml/word16du" xmlns:w16sdtdh="http://schemas.microsoft.com/office/word/2020/wordml/sdtdatahash" xmlns:w16se="http://schemas.microsoft.com/office/word/2015/wordml/symex" xmlns:wpg="http://schemas.microsoft.com/office/word/2010/wordprocessingGroup" xmlns:wpi="http://schemas.microsoft.com/office/word/2010/wordprocessingInk" xmlns:wne="http://schemas.microsoft.com/office/word/2006/wordml" xmlns:wps="http://schemas.microsoft.com/office/word/2010/wordprocessingShape" mc:Ignorable="w14 w15 w16se w16cid w16 w16cex w16sdtdh w16du wp14">
+<w:numbering xmlns:wpc="http://schemas.microsoft.com/office/word/2010/wordprocessingCanvas" xmlns:cx="http://schemas.microsoft.com/office/drawing/2014/chartex" xmlns:cx1="http://schemas.microsoft.com/office/drawing/2015/9/8/chartex" xmlns:cx2="http://schemas.microsoft.com/office/drawing/2015/10/21/chartex" xmlns:cx3="http://schemas.microsoft.com/office/drawing/2016/5/9/chartex" xmlns:cx4="http://schemas.microsoft.com/office/drawing/2016/5/10/chartex" xmlns:cx5="http://schemas.microsoft.com/office/drawing/2016/5/11/chartex" xmlns:cx6="http://schemas.microsoft.com/office/drawing/2016/5/12/chartex" xmlns:cx7="http://schemas.microsoft.com/office/drawing/2016/5/13/chartex" xmlns:cx8="http://schemas.microsoft.com/office/drawing/2016/5/14/chartex" xmlns:mc="http://schemas.openxmlformats.org/markup-compatibility/2006" xmlns:aink="http://schemas.microsoft.com/office/drawing/2016/ink" xmlns:am3d="http://schemas.microsoft.com/office/drawing/2017/model3d" xmlns:o="urn:schemas-microsoft-com:office:office" xmlns:oel="http://schemas.microsoft.com/office/2019/extlst" xmlns:r="http://schemas.openxmlformats.org/officeDocument/2006/relationships" xmlns:m="http://schemas.openxmlformats.org/officeDocument/2006/math" xmlns:v="urn:schemas-microsoft-com:vml" xmlns:wp14="http://schemas.microsoft.com/office/word/2010/wordprocessingDrawing" xmlns:wp="http://schemas.openxmlformats.org/drawingml/2006/wordprocessingDrawing" xmlns:w10="urn:schemas-microsoft-com:office:word" xmlns:w="http://schemas.openxmlformats.org/wordprocessingml/2006/main" xmlns:w14="http://schemas.microsoft.com/office/word/2010/wordml" xmlns:w15="http://schemas.microsoft.com/office/word/2012/wordml" xmlns:w16cex="http://schemas.microsoft.com/office/word/2018/wordml/cex" xmlns:w16cid="http://schemas.microsoft.com/office/word/2016/wordml/cid" xmlns:w16="http://schemas.microsoft.com/office/word/2018/wordml" xmlns:w16du="http://schemas.microsoft.com/office/word/2023/wordml/word16du" xmlns:w16sdtdh="http://schemas.microsoft.com/office/word/2020/wordml/sdtdatahash" xmlns:w16sdtfl="http://schemas.microsoft.com/office/word/2024/wordml/sdtformatlock" xmlns:w16se="http://schemas.microsoft.com/office/word/2015/wordml/symex" xmlns:wpg="http://schemas.microsoft.com/office/word/2010/wordprocessingGroup" xmlns:wpi="http://schemas.microsoft.com/office/word/2010/wordprocessingInk" xmlns:wne="http://schemas.microsoft.com/office/word/2006/wordml" xmlns:wps="http://schemas.microsoft.com/office/word/2010/wordprocessingShape" mc:Ignorable="w14 w15 w16se w16cid w16 w16cex w16sdtdh w16sdtfl w16du wp14">
   <w:abstractNum w:abstractNumId="0" w15:restartNumberingAfterBreak="0">
     <w:nsid w:val="048B6BB8"/>
     <w:multiLevelType w:val="hybridMultilevel"/>
@@ -4649,7 +4392,7 @@
 </file>
 
 <file path=word/styles.xml><?xml version="1.0" encoding="utf-8"?>
-<w:styles xmlns:mc="http://schemas.openxmlformats.org/markup-compatibility/2006" xmlns:r="http://schemas.openxmlformats.org/officeDocument/2006/relationships" xmlns:w="http://schemas.openxmlformats.org/wordprocessingml/2006/main" xmlns:w14="http://schemas.microsoft.com/office/word/2010/wordml" xmlns:w15="http://schemas.microsoft.com/office/word/2012/wordml" xmlns:w16cex="http://schemas.microsoft.com/office/word/2018/wordml/cex" xmlns:w16cid="http://schemas.microsoft.com/office/word/2016/wordml/cid" xmlns:w16="http://schemas.microsoft.com/office/word/2018/wordml" xmlns:w16du="http://schemas.microsoft.com/office/word/2023/wordml/word16du" xmlns:w16sdtdh="http://schemas.microsoft.com/office/word/2020/wordml/sdtdatahash" xmlns:w16se="http://schemas.microsoft.com/office/word/2015/wordml/symex" mc:Ignorable="w14 w15 w16se w16cid w16 w16cex w16sdtdh w16du">
+<w:styles xmlns:mc="http://schemas.openxmlformats.org/markup-compatibility/2006" xmlns:r="http://schemas.openxmlformats.org/officeDocument/2006/relationships" xmlns:w="http://schemas.openxmlformats.org/wordprocessingml/2006/main" xmlns:w14="http://schemas.microsoft.com/office/word/2010/wordml" xmlns:w15="http://schemas.microsoft.com/office/word/2012/wordml" xmlns:w16cex="http://schemas.microsoft.com/office/word/2018/wordml/cex" xmlns:w16cid="http://schemas.microsoft.com/office/word/2016/wordml/cid" xmlns:w16="http://schemas.microsoft.com/office/word/2018/wordml" xmlns:w16du="http://schemas.microsoft.com/office/word/2023/wordml/word16du" xmlns:w16sdtdh="http://schemas.microsoft.com/office/word/2020/wordml/sdtdatahash" xmlns:w16sdtfl="http://schemas.microsoft.com/office/word/2024/wordml/sdtformatlock" xmlns:w16se="http://schemas.microsoft.com/office/word/2015/wordml/symex" mc:Ignorable="w14 w15 w16se w16cid w16 w16cex w16sdtdh w16sdtfl w16du">
   <w:docDefaults>
     <w:rPrDefault>
       <w:rPr>
@@ -5667,28 +5410,28 @@
 </file>
 
 <file path=customXml/item1.xml><?xml version="1.0" encoding="utf-8"?>
-<b:Sources xmlns:b="http://schemas.openxmlformats.org/officeDocument/2006/bibliography" xmlns="http://schemas.openxmlformats.org/officeDocument/2006/bibliography" SelectedStyle="\APASixthEditionOfficeOnline.xsl" StyleName="APA" Version="6"/>
-</file>
-
-<file path=customXml/item2.xml><?xml version="1.0" encoding="utf-8"?>
 <go:gDocsCustomXmlDataStorage xmlns:go="http://customooxmlschemas.google.com/" xmlns:r="http://schemas.openxmlformats.org/officeDocument/2006/relationships" uri="GoogleDocsCustomDataVersion1">
   <go:docsCustomData xmlns:go="http://customooxmlschemas.google.com/" roundtripDataSignature="AMtx7midSULdev+OHPFhPfjKkWaxxRNTGg==">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</go:docsCustomData>
 </go:gDocsCustomXmlDataStorage>
 </file>
 
-<file path=customXml/itemProps1.xml><?xml version="1.0" encoding="utf-8"?>
-<ds:datastoreItem xmlns:ds="http://schemas.openxmlformats.org/officeDocument/2006/customXml" ds:itemID="{A2A46BB5-02DC-4A56-B433-32249EE01C8D}">
-  <ds:schemaRefs>
-    <ds:schemaRef ds:uri="http://schemas.openxmlformats.org/officeDocument/2006/bibliography"/>
-  </ds:schemaRefs>
-</ds:datastoreItem>
+<file path=customXml/item2.xml><?xml version="1.0" encoding="utf-8"?>
+<b:Sources xmlns:b="http://schemas.openxmlformats.org/officeDocument/2006/bibliography" xmlns="http://schemas.openxmlformats.org/officeDocument/2006/bibliography" SelectedStyle="\APASixthEditionOfficeOnline.xsl" StyleName="APA" Version="6"/>
 </file>
 
-<file path=customXml/itemProps2.xml><?xml version="1.0" encoding="utf-8"?>
+<file path=customXml/itemProps1.xml><?xml version="1.0" encoding="utf-8"?>
 <ds:datastoreItem xmlns:ds="http://schemas.openxmlformats.org/officeDocument/2006/customXml" ds:itemID="{11111111-1234-1234-1234-123412341234}">
   <ds:schemaRefs>
     <ds:schemaRef ds:uri="http://customooxmlschemas.google.com/"/>
     <ds:schemaRef ds:uri="http://schemas.openxmlformats.org/officeDocument/2006/relationships"/>
   </ds:schemaRefs>
 </ds:datastoreItem>
+</file>
+
+<file path=customXml/itemProps2.xml><?xml version="1.0" encoding="utf-8"?>
+<ds:datastoreItem xmlns:ds="http://schemas.openxmlformats.org/officeDocument/2006/customXml" ds:itemID="{A2A46BB5-02DC-4A56-B433-32249EE01C8D}">
+  <ds:schemaRefs>
+    <ds:schemaRef ds:uri="http://schemas.openxmlformats.org/officeDocument/2006/bibliography"/>
+  </ds:schemaRefs>
+</ds:datastoreItem>
 </file>
--- a/pdf/mg_simple_resume.docx
+++ b/pdf/mg_simple_resume.docx
@@ -859,6 +859,12 @@
         <w:rPr>
           <w:rFonts w:ascii="Calibri" w:eastAsia="Calibri" w:hAnsi="Calibri" w:cs="Calibri"/>
         </w:rPr>
+        <w:t xml:space="preserve">Graduate </w:t>
+      </w:r>
+      <w:r>
+        <w:rPr>
+          <w:rFonts w:ascii="Calibri" w:eastAsia="Calibri" w:hAnsi="Calibri" w:cs="Calibri"/>
+        </w:rPr>
         <w:t>Research Assistant</w:t>
       </w:r>
       <w:r>
@@ -901,13 +907,19 @@
         <w:rPr>
           <w:rFonts w:ascii="Calibri" w:eastAsia="Calibri" w:hAnsi="Calibri" w:cs="Calibri"/>
         </w:rPr>
-        <w:t xml:space="preserve">                        </w:t>
-      </w:r>
-      <w:r>
-        <w:rPr>
-          <w:rFonts w:ascii="Calibri" w:eastAsia="Calibri" w:hAnsi="Calibri" w:cs="Calibri"/>
-        </w:rPr>
-        <w:t xml:space="preserve">  </w:t>
+        <w:t xml:space="preserve">            </w:t>
+      </w:r>
+      <w:r>
+        <w:rPr>
+          <w:rFonts w:ascii="Calibri" w:eastAsia="Calibri" w:hAnsi="Calibri" w:cs="Calibri"/>
+        </w:rPr>
+        <w:t xml:space="preserve"> </w:t>
+      </w:r>
+      <w:r>
+        <w:rPr>
+          <w:rFonts w:ascii="Calibri" w:eastAsia="Calibri" w:hAnsi="Calibri" w:cs="Calibri"/>
+        </w:rPr>
+        <w:t>1</w:t>
       </w:r>
       <w:r>
         <w:rPr>
@@ -992,23 +1004,7 @@
           <w:rFonts w:ascii="Calibri" w:eastAsia="Calibri" w:hAnsi="Calibri" w:cs="Calibri"/>
           <w:color w:val="000000"/>
         </w:rPr>
-        <w:t xml:space="preserve">Modeled forest carbon dynamics and resilience using Biome-BGC </w:t>
-      </w:r>
-      <w:proofErr w:type="spellStart"/>
-      <w:r>
-        <w:rPr>
-          <w:rFonts w:ascii="Calibri" w:eastAsia="Calibri" w:hAnsi="Calibri" w:cs="Calibri"/>
-          <w:color w:val="000000"/>
-        </w:rPr>
-        <w:t>MuSo</w:t>
-      </w:r>
-      <w:proofErr w:type="spellEnd"/>
-      <w:r>
-        <w:rPr>
-          <w:rFonts w:ascii="Calibri" w:eastAsia="Calibri" w:hAnsi="Calibri" w:cs="Calibri"/>
-          <w:color w:val="000000"/>
-        </w:rPr>
-        <w:t>, assessing the influences of climate change (RCP 4.5, 6.0, 8.5), stand age, and management scenarios across North American biomes.</w:t>
+        <w:t>Modeled forest carbon dynamics and resilience using Biome-BGC MuSo, assessing the influences of climate change (RCP 4.5, 6.0, 8.5), stand age, and management scenarios across North American biomes.</w:t>
       </w:r>
     </w:p>
     <w:p>
@@ -1068,23 +1064,7 @@
           <w:rFonts w:ascii="Calibri" w:eastAsia="Calibri" w:hAnsi="Calibri" w:cs="Calibri"/>
           <w:color w:val="000000"/>
         </w:rPr>
-        <w:t xml:space="preserve">Built a geospatial database synthesizing FIA, NLCD, </w:t>
-      </w:r>
-      <w:proofErr w:type="spellStart"/>
-      <w:r>
-        <w:rPr>
-          <w:rFonts w:ascii="Calibri" w:eastAsia="Calibri" w:hAnsi="Calibri" w:cs="Calibri"/>
-          <w:color w:val="000000"/>
-        </w:rPr>
-        <w:t>gSSURGO</w:t>
-      </w:r>
-      <w:proofErr w:type="spellEnd"/>
-      <w:r>
-        <w:rPr>
-          <w:rFonts w:ascii="Calibri" w:eastAsia="Calibri" w:hAnsi="Calibri" w:cs="Calibri"/>
-          <w:color w:val="000000"/>
-        </w:rPr>
-        <w:t>, and NASA-NEX-GDDP climate projections for the southeastern U.S., applying statistical methods</w:t>
+        <w:t>Built a geospatial database synthesizing FIA, NLCD, gSSURGO, and NASA-NEX-GDDP climate projections for the southeastern U.S., applying statistical methods</w:t>
       </w:r>
       <w:r>
         <w:rPr>
@@ -1896,6 +1876,7 @@
           <w:rFonts w:ascii="Calibri" w:eastAsia="Calibri" w:hAnsi="Calibri" w:cs="Calibri"/>
           <w:color w:val="000000"/>
         </w:rPr>
+        <w:lastRenderedPageBreak/>
         <w:t>Generated vulnerability maps for Car Nicobar Islands in Indian ocean.</w:t>
       </w:r>
     </w:p>
@@ -1927,7 +1908,6 @@
           <w:rFonts w:ascii="Calibri" w:eastAsia="Calibri" w:hAnsi="Calibri" w:cs="Calibri"/>
           <w:b/>
         </w:rPr>
-        <w:lastRenderedPageBreak/>
         <w:t xml:space="preserve">National Remote </w:t>
       </w:r>
       <w:r>
@@ -2379,39 +2359,7 @@
           <w:rFonts w:ascii="Calibri" w:eastAsia="Calibri" w:hAnsi="Calibri" w:cs="Calibri"/>
           <w:color w:val="000000"/>
         </w:rPr>
-        <w:t xml:space="preserve"> Baker, J.S., </w:t>
-      </w:r>
-      <w:proofErr w:type="spellStart"/>
-      <w:r>
-        <w:rPr>
-          <w:rFonts w:ascii="Calibri" w:eastAsia="Calibri" w:hAnsi="Calibri" w:cs="Calibri"/>
-          <w:color w:val="000000"/>
-        </w:rPr>
-        <w:t>Aguilos</w:t>
-      </w:r>
-      <w:proofErr w:type="spellEnd"/>
-      <w:r>
-        <w:rPr>
-          <w:rFonts w:ascii="Calibri" w:eastAsia="Calibri" w:hAnsi="Calibri" w:cs="Calibri"/>
-          <w:color w:val="000000"/>
-        </w:rPr>
-        <w:t xml:space="preserve">, M., </w:t>
-      </w:r>
-      <w:proofErr w:type="spellStart"/>
-      <w:r>
-        <w:rPr>
-          <w:rFonts w:ascii="Calibri" w:eastAsia="Calibri" w:hAnsi="Calibri" w:cs="Calibri"/>
-          <w:color w:val="000000"/>
-        </w:rPr>
-        <w:t>Merganiˇcová</w:t>
-      </w:r>
-      <w:proofErr w:type="spellEnd"/>
-      <w:r>
-        <w:rPr>
-          <w:rFonts w:ascii="Calibri" w:eastAsia="Calibri" w:hAnsi="Calibri" w:cs="Calibri"/>
-          <w:color w:val="000000"/>
-        </w:rPr>
-        <w:t xml:space="preserve">, K. (2024). </w:t>
+        <w:t xml:space="preserve"> Baker, J.S., Aguilos, M., Merganiˇcová, K. (2024). </w:t>
       </w:r>
       <w:r>
         <w:rPr>
@@ -2570,55 +2518,7 @@
           <w:rFonts w:ascii="Calibri" w:eastAsia="Calibri" w:hAnsi="Calibri" w:cs="Calibri"/>
           <w:color w:val="000000"/>
         </w:rPr>
-        <w:t xml:space="preserve"> Alekhya, V.V.L.P., </w:t>
-      </w:r>
-      <w:proofErr w:type="spellStart"/>
-      <w:r>
-        <w:rPr>
-          <w:rFonts w:ascii="Calibri" w:eastAsia="Calibri" w:hAnsi="Calibri" w:cs="Calibri"/>
-          <w:color w:val="000000"/>
-        </w:rPr>
-        <w:t>Vazeed</w:t>
-      </w:r>
-      <w:proofErr w:type="spellEnd"/>
-      <w:r>
-        <w:rPr>
-          <w:rFonts w:ascii="Calibri" w:eastAsia="Calibri" w:hAnsi="Calibri" w:cs="Calibri"/>
-          <w:color w:val="000000"/>
-        </w:rPr>
-        <w:t xml:space="preserve"> Pasha, S., Satish, K.V., Diwakar, P. G., &amp; </w:t>
-      </w:r>
-      <w:proofErr w:type="spellStart"/>
-      <w:r>
-        <w:rPr>
-          <w:rFonts w:ascii="Calibri" w:eastAsia="Calibri" w:hAnsi="Calibri" w:cs="Calibri"/>
-          <w:color w:val="000000"/>
-        </w:rPr>
-        <w:t>Dadhwal</w:t>
-      </w:r>
-      <w:proofErr w:type="spellEnd"/>
-      <w:r>
-        <w:rPr>
-          <w:rFonts w:ascii="Calibri" w:eastAsia="Calibri" w:hAnsi="Calibri" w:cs="Calibri"/>
-          <w:color w:val="000000"/>
-        </w:rPr>
-        <w:t xml:space="preserve"> V,K. “Nationwide assessment of forest burnt area in India using Resourcesat-2 </w:t>
-      </w:r>
-      <w:proofErr w:type="spellStart"/>
-      <w:r>
-        <w:rPr>
-          <w:rFonts w:ascii="Calibri" w:eastAsia="Calibri" w:hAnsi="Calibri" w:cs="Calibri"/>
-          <w:color w:val="000000"/>
-        </w:rPr>
-        <w:t>AWiFS</w:t>
-      </w:r>
-      <w:proofErr w:type="spellEnd"/>
-      <w:r>
-        <w:rPr>
-          <w:rFonts w:ascii="Calibri" w:eastAsia="Calibri" w:hAnsi="Calibri" w:cs="Calibri"/>
-          <w:color w:val="000000"/>
-        </w:rPr>
-        <w:t xml:space="preserve"> data”. Curr. Sci (2017).</w:t>
+        <w:t xml:space="preserve"> Alekhya, V.V.L.P., Vazeed Pasha, S., Satish, K.V., Diwakar, P. G., &amp; Dadhwal V,K. “Nationwide assessment of forest burnt area in India using Resourcesat-2 AWiFS data”. Curr. Sci (2017).</w:t>
       </w:r>
     </w:p>
     <w:p>
@@ -2655,23 +2555,7 @@
           <w:rFonts w:ascii="Calibri" w:eastAsia="Calibri" w:hAnsi="Calibri" w:cs="Calibri"/>
           <w:color w:val="000000"/>
         </w:rPr>
-        <w:t xml:space="preserve"> Jha, C.S., Diwakar, P.G., &amp; </w:t>
-      </w:r>
-      <w:proofErr w:type="spellStart"/>
-      <w:r>
-        <w:rPr>
-          <w:rFonts w:ascii="Calibri" w:eastAsia="Calibri" w:hAnsi="Calibri" w:cs="Calibri"/>
-          <w:color w:val="000000"/>
-        </w:rPr>
-        <w:t>Dadhwal</w:t>
-      </w:r>
-      <w:proofErr w:type="spellEnd"/>
-      <w:r>
-        <w:rPr>
-          <w:rFonts w:ascii="Calibri" w:eastAsia="Calibri" w:hAnsi="Calibri" w:cs="Calibri"/>
-          <w:color w:val="000000"/>
-        </w:rPr>
-        <w:t>, V.K. “Development of national database on long-term deforestation in Sri Lanka”. Journal of the Indian Society of Remote Sensing, 1-12 (2016).</w:t>
+        <w:t xml:space="preserve"> Jha, C.S., Diwakar, P.G., &amp; Dadhwal, V.K. “Development of national database on long-term deforestation in Sri Lanka”. Journal of the Indian Society of Remote Sensing, 1-12 (2016).</w:t>
       </w:r>
     </w:p>
     <w:p>
@@ -2708,23 +2592,7 @@
           <w:rFonts w:ascii="Calibri" w:eastAsia="Calibri" w:hAnsi="Calibri" w:cs="Calibri"/>
           <w:color w:val="000000"/>
         </w:rPr>
-        <w:t xml:space="preserve"> Satish, K.V., Sonali Singh., Jha, C.S., </w:t>
-      </w:r>
-      <w:proofErr w:type="spellStart"/>
-      <w:r>
-        <w:rPr>
-          <w:rFonts w:ascii="Calibri" w:eastAsia="Calibri" w:hAnsi="Calibri" w:cs="Calibri"/>
-          <w:color w:val="000000"/>
-        </w:rPr>
-        <w:t>Dadhwal</w:t>
-      </w:r>
-      <w:proofErr w:type="spellEnd"/>
-      <w:r>
-        <w:rPr>
-          <w:rFonts w:ascii="Calibri" w:eastAsia="Calibri" w:hAnsi="Calibri" w:cs="Calibri"/>
-          <w:color w:val="000000"/>
-        </w:rPr>
-        <w:t xml:space="preserve"> V,K. “Conservation priorities of forest ecosystems: Evaluation of deforestation and degradation hotspots using geospatial techniques”. Ecological Engineering volume 91 (2016):333–342.</w:t>
+        <w:t xml:space="preserve"> Satish, K.V., Sonali Singh., Jha, C.S., Dadhwal V,K. “Conservation priorities of forest ecosystems: Evaluation of deforestation and degradation hotspots using geospatial techniques”. Ecological Engineering volume 91 (2016):333–342.</w:t>
       </w:r>
     </w:p>
     <w:p>
@@ -2783,23 +2651,7 @@
           <w:rFonts w:ascii="Calibri" w:eastAsia="Calibri" w:hAnsi="Calibri" w:cs="Calibri"/>
           <w:color w:val="000000"/>
         </w:rPr>
-        <w:t xml:space="preserve">Jakkula, M., </w:t>
-      </w:r>
-      <w:proofErr w:type="spellStart"/>
-      <w:r>
-        <w:rPr>
-          <w:rFonts w:ascii="Calibri" w:eastAsia="Calibri" w:hAnsi="Calibri" w:cs="Calibri"/>
-          <w:color w:val="000000"/>
-        </w:rPr>
-        <w:t>Guruhappa</w:t>
-      </w:r>
-      <w:proofErr w:type="spellEnd"/>
-      <w:r>
-        <w:rPr>
-          <w:rFonts w:ascii="Calibri" w:eastAsia="Calibri" w:hAnsi="Calibri" w:cs="Calibri"/>
-          <w:color w:val="000000"/>
-        </w:rPr>
-        <w:t xml:space="preserve">, H., </w:t>
+        <w:t xml:space="preserve">Jakkula, M., Guruhappa, H., </w:t>
       </w:r>
       <w:r>
         <w:rPr>
@@ -5410,28 +5262,28 @@
 </file>
 
 <file path=customXml/item1.xml><?xml version="1.0" encoding="utf-8"?>
+<b:Sources xmlns:b="http://schemas.openxmlformats.org/officeDocument/2006/bibliography" xmlns="http://schemas.openxmlformats.org/officeDocument/2006/bibliography" SelectedStyle="\APASixthEditionOfficeOnline.xsl" StyleName="APA" Version="6"/>
+</file>
+
+<file path=customXml/item2.xml><?xml version="1.0" encoding="utf-8"?>
 <go:gDocsCustomXmlDataStorage xmlns:go="http://customooxmlschemas.google.com/" xmlns:r="http://schemas.openxmlformats.org/officeDocument/2006/relationships" uri="GoogleDocsCustomDataVersion1">
   <go:docsCustomData xmlns:go="http://customooxmlschemas.google.com/" roundtripDataSignature="AMtx7midSULdev+OHPFhPfjKkWaxxRNTGg==">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</go:docsCustomData>
 </go:gDocsCustomXmlDataStorage>
 </file>
 
-<file path=customXml/item2.xml><?xml version="1.0" encoding="utf-8"?>
-<b:Sources xmlns:b="http://schemas.openxmlformats.org/officeDocument/2006/bibliography" xmlns="http://schemas.openxmlformats.org/officeDocument/2006/bibliography" SelectedStyle="\APASixthEditionOfficeOnline.xsl" StyleName="APA" Version="6"/>
+<file path=customXml/itemProps1.xml><?xml version="1.0" encoding="utf-8"?>
+<ds:datastoreItem xmlns:ds="http://schemas.openxmlformats.org/officeDocument/2006/customXml" ds:itemID="{A2A46BB5-02DC-4A56-B433-32249EE01C8D}">
+  <ds:schemaRefs>
+    <ds:schemaRef ds:uri="http://schemas.openxmlformats.org/officeDocument/2006/bibliography"/>
+  </ds:schemaRefs>
+</ds:datastoreItem>
 </file>
 
-<file path=customXml/itemProps1.xml><?xml version="1.0" encoding="utf-8"?>
+<file path=customXml/itemProps2.xml><?xml version="1.0" encoding="utf-8"?>
 <ds:datastoreItem xmlns:ds="http://schemas.openxmlformats.org/officeDocument/2006/customXml" ds:itemID="{11111111-1234-1234-1234-123412341234}">
   <ds:schemaRefs>
     <ds:schemaRef ds:uri="http://customooxmlschemas.google.com/"/>
     <ds:schemaRef ds:uri="http://schemas.openxmlformats.org/officeDocument/2006/relationships"/>
   </ds:schemaRefs>
 </ds:datastoreItem>
-</file>
-
-<file path=customXml/itemProps2.xml><?xml version="1.0" encoding="utf-8"?>
-<ds:datastoreItem xmlns:ds="http://schemas.openxmlformats.org/officeDocument/2006/customXml" ds:itemID="{A2A46BB5-02DC-4A56-B433-32249EE01C8D}">
-  <ds:schemaRefs>
-    <ds:schemaRef ds:uri="http://schemas.openxmlformats.org/officeDocument/2006/bibliography"/>
-  </ds:schemaRefs>
-</ds:datastoreItem>
 </file>
--- a/pdf/mg_simple_resume.docx
+++ b/pdf/mg_simple_resume.docx
@@ -919,12 +919,6 @@
         <w:rPr>
           <w:rFonts w:ascii="Calibri" w:eastAsia="Calibri" w:hAnsi="Calibri" w:cs="Calibri"/>
         </w:rPr>
-        <w:t>1</w:t>
-      </w:r>
-      <w:r>
-        <w:rPr>
-          <w:rFonts w:ascii="Calibri" w:eastAsia="Calibri" w:hAnsi="Calibri" w:cs="Calibri"/>
-        </w:rPr>
         <w:t>M</w:t>
       </w:r>
       <w:r>
@@ -1876,7 +1870,6 @@
           <w:rFonts w:ascii="Calibri" w:eastAsia="Calibri" w:hAnsi="Calibri" w:cs="Calibri"/>
           <w:color w:val="000000"/>
         </w:rPr>
-        <w:lastRenderedPageBreak/>
         <w:t>Generated vulnerability maps for Car Nicobar Islands in Indian ocean.</w:t>
       </w:r>
     </w:p>
@@ -1908,6 +1901,7 @@
           <w:rFonts w:ascii="Calibri" w:eastAsia="Calibri" w:hAnsi="Calibri" w:cs="Calibri"/>
           <w:b/>
         </w:rPr>
+        <w:lastRenderedPageBreak/>
         <w:t xml:space="preserve">National Remote </w:t>
       </w:r>
       <w:r>
@@ -5262,28 +5256,28 @@
 </file>
 
 <file path=customXml/item1.xml><?xml version="1.0" encoding="utf-8"?>
-<b:Sources xmlns:b="http://schemas.openxmlformats.org/officeDocument/2006/bibliography" xmlns="http://schemas.openxmlformats.org/officeDocument/2006/bibliography" SelectedStyle="\APASixthEditionOfficeOnline.xsl" StyleName="APA" Version="6"/>
-</file>
-
-<file path=customXml/item2.xml><?xml version="1.0" encoding="utf-8"?>
 <go:gDocsCustomXmlDataStorage xmlns:go="http://customooxmlschemas.google.com/" xmlns:r="http://schemas.openxmlformats.org/officeDocument/2006/relationships" uri="GoogleDocsCustomDataVersion1">
   <go:docsCustomData xmlns:go="http://customooxmlschemas.google.com/" roundtripDataSignature="AMtx7midSULdev+OHPFhPfjKkWaxxRNTGg==">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</go:docsCustomData>
 </go:gDocsCustomXmlDataStorage>
 </file>
 
-<file path=customXml/itemProps1.xml><?xml version="1.0" encoding="utf-8"?>
-<ds:datastoreItem xmlns:ds="http://schemas.openxmlformats.org/officeDocument/2006/customXml" ds:itemID="{A2A46BB5-02DC-4A56-B433-32249EE01C8D}">
-  <ds:schemaRefs>
-    <ds:schemaRef ds:uri="http://schemas.openxmlformats.org/officeDocument/2006/bibliography"/>
-  </ds:schemaRefs>
-</ds:datastoreItem>
+<file path=customXml/item2.xml><?xml version="1.0" encoding="utf-8"?>
+<b:Sources xmlns:b="http://schemas.openxmlformats.org/officeDocument/2006/bibliography" xmlns="http://schemas.openxmlformats.org/officeDocument/2006/bibliography" SelectedStyle="\APASixthEditionOfficeOnline.xsl" StyleName="APA" Version="6"/>
 </file>
 
-<file path=customXml/itemProps2.xml><?xml version="1.0" encoding="utf-8"?>
+<file path=customXml/itemProps1.xml><?xml version="1.0" encoding="utf-8"?>
 <ds:datastoreItem xmlns:ds="http://schemas.openxmlformats.org/officeDocument/2006/customXml" ds:itemID="{11111111-1234-1234-1234-123412341234}">
   <ds:schemaRefs>
     <ds:schemaRef ds:uri="http://customooxmlschemas.google.com/"/>
     <ds:schemaRef ds:uri="http://schemas.openxmlformats.org/officeDocument/2006/relationships"/>
   </ds:schemaRefs>
 </ds:datastoreItem>
+</file>
+
+<file path=customXml/itemProps2.xml><?xml version="1.0" encoding="utf-8"?>
+<ds:datastoreItem xmlns:ds="http://schemas.openxmlformats.org/officeDocument/2006/customXml" ds:itemID="{A2A46BB5-02DC-4A56-B433-32249EE01C8D}">
+  <ds:schemaRefs>
+    <ds:schemaRef ds:uri="http://schemas.openxmlformats.org/officeDocument/2006/bibliography"/>
+  </ds:schemaRefs>
+</ds:datastoreItem>
 </file>
--- a/pdf/mg_simple_resume.docx
+++ b/pdf/mg_simple_resume.docx
@@ -1034,6 +1034,9 @@
       <w:pPr>
         <w:pStyle w:val="Standard"/>
         <w:spacing w:after="6" w:line="276" w:lineRule="auto"/>
+        <w:rPr>
+          <w:rFonts w:eastAsia="Calibri" w:cs="Calibri"/>
+        </w:rPr>
       </w:pPr>
       <w:r>
         <w:rPr>
@@ -1102,7 +1105,6 @@
         <w:jc w:val="both"/>
       </w:pPr>
       <w:r>
-        <w:lastRenderedPageBreak/>
         <w:t>Processed multi-temporal satellite imagery to map forest fires, deforestation, and degradation across regional landscapes.</w:t>
       </w:r>
     </w:p>
@@ -1122,6 +1124,7 @@
         <w:jc w:val="both"/>
       </w:pPr>
       <w:r>
+        <w:lastRenderedPageBreak/>
         <w:t>Developed geospatial databases and automated classification workflows to assess disturbance patterns and fire incidences.</w:t>
       </w:r>
     </w:p>
@@ -2127,12 +2130,14 @@
       </w:r>
     </w:p>
     <w:sectPr>
-      <w:headerReference w:type="first" r:id="rId9"/>
+      <w:headerReference w:type="default" r:id="rId9"/>
+      <w:headerReference w:type="first" r:id="rId10"/>
       <w:type w:val="continuous"/>
       <w:pgSz w:w="12240" w:h="15840"/>
-      <w:pgMar w:top="1440" w:right="705" w:bottom="1134" w:left="735" w:header="360" w:footer="720" w:gutter="0"/>
+      <w:pgMar w:top="843" w:right="705" w:bottom="720" w:left="735" w:header="144" w:footer="0" w:gutter="0"/>
       <w:cols w:space="720"/>
       <w:titlePg/>
+      <w:docGrid w:linePitch="326"/>
     </w:sectPr>
   </w:body>
 </w:document>
@@ -2185,26 +2190,96 @@
       <w:jc w:val="center"/>
       <w:rPr>
         <w:rFonts w:asciiTheme="minorHAnsi" w:hAnsiTheme="minorHAnsi" w:cstheme="minorHAnsi"/>
-        <w:b/>
-        <w:bCs/>
-        <w:sz w:val="36"/>
-        <w:szCs w:val="36"/>
       </w:rPr>
     </w:pPr>
     <w:r>
+      <w:fldChar w:fldCharType="begin"/>
+    </w:r>
+    <w:r>
+      <w:instrText>HYPERLINK "mailto:mganjam@ncsu.edu"</w:instrText>
+    </w:r>
+    <w:r>
+      <w:fldChar w:fldCharType="separate"/>
+    </w:r>
+    <w:r>
       <w:rPr>
         <w:rFonts w:asciiTheme="minorHAnsi" w:hAnsiTheme="minorHAnsi" w:cstheme="minorHAnsi"/>
-        <w:b/>
-        <w:bCs/>
-        <w:sz w:val="36"/>
-        <w:szCs w:val="36"/>
-      </w:rPr>
-      <w:t>Manaswini Ganjam</w:t>
+        <w:i/>
+        <w:iCs/>
+        <w:color w:val="000080"/>
+        <w:u w:val="single"/>
+      </w:rPr>
+      <w:t>mganjam@ncsu.edu</w:t>
+    </w:r>
+    <w:r>
+      <w:fldChar w:fldCharType="end"/>
+    </w:r>
+    <w:r>
+      <w:rPr>
+        <w:rFonts w:asciiTheme="minorHAnsi" w:hAnsiTheme="minorHAnsi" w:cstheme="minorHAnsi"/>
+        <w:color w:val="000000"/>
+      </w:rPr>
+      <w:t xml:space="preserve"> |</w:t>
+    </w:r>
+    <w:r>
+      <w:rPr>
+        <w:rFonts w:asciiTheme="minorHAnsi" w:hAnsiTheme="minorHAnsi" w:cstheme="minorHAnsi"/>
+        <w:i/>
+        <w:iCs/>
+        <w:color w:val="000000"/>
+      </w:rPr>
+      <w:t xml:space="preserve"> linkedin.com/in/</w:t>
+    </w:r>
+    <w:proofErr w:type="spellStart"/>
+    <w:r>
+      <w:rPr>
+        <w:rFonts w:asciiTheme="minorHAnsi" w:hAnsiTheme="minorHAnsi" w:cstheme="minorHAnsi"/>
+        <w:i/>
+        <w:iCs/>
+        <w:color w:val="000000"/>
+      </w:rPr>
+      <w:t>manaswiniganjam</w:t>
+    </w:r>
+    <w:proofErr w:type="spellEnd"/>
+    <w:r>
+      <w:rPr>
+        <w:rFonts w:asciiTheme="minorHAnsi" w:hAnsiTheme="minorHAnsi" w:cstheme="minorHAnsi"/>
+        <w:i/>
+        <w:iCs/>
+        <w:color w:val="000000"/>
+      </w:rPr>
+      <w:t xml:space="preserve">/ </w:t>
+    </w:r>
+    <w:r>
+      <w:rPr>
+        <w:rFonts w:asciiTheme="minorHAnsi" w:hAnsiTheme="minorHAnsi" w:cstheme="minorHAnsi"/>
+        <w:color w:val="000000"/>
+      </w:rPr>
+      <w:t>|</w:t>
+    </w:r>
+    <w:r>
+      <w:rPr>
+        <w:rFonts w:asciiTheme="minorHAnsi" w:hAnsiTheme="minorHAnsi" w:cstheme="minorHAnsi"/>
+        <w:i/>
+        <w:iCs/>
+        <w:color w:val="000000"/>
+      </w:rPr>
+      <w:t xml:space="preserve"> manaswiniganjam.github.io</w:t>
     </w:r>
   </w:p>
   <w:p>
     <w:pPr>
       <w:pStyle w:val="Header"/>
+    </w:pPr>
+  </w:p>
+</w:hdr>
+</file>
+
+<file path=word/header2.xml><?xml version="1.0" encoding="utf-8"?>
+<w:hdr xmlns:wpc="http://schemas.microsoft.com/office/word/2010/wordprocessingCanvas" xmlns:cx="http://schemas.microsoft.com/office/drawing/2014/chartex" xmlns:cx1="http://schemas.microsoft.com/office/drawing/2015/9/8/chartex" xmlns:cx2="http://schemas.microsoft.com/office/drawing/2015/10/21/chartex" xmlns:cx3="http://schemas.microsoft.com/office/drawing/2016/5/9/chartex" xmlns:cx4="http://schemas.microsoft.com/office/drawing/2016/5/10/chartex" xmlns:cx5="http://schemas.microsoft.com/office/drawing/2016/5/11/chartex" xmlns:cx6="http://schemas.microsoft.com/office/drawing/2016/5/12/chartex" xmlns:cx7="http://schemas.microsoft.com/office/drawing/2016/5/13/chartex" xmlns:cx8="http://schemas.microsoft.com/office/drawing/2016/5/14/chartex" xmlns:mc="http://schemas.openxmlformats.org/markup-compatibility/2006" xmlns:aink="http://schemas.microsoft.com/office/drawing/2016/ink" xmlns:am3d="http://schemas.microsoft.com/office/drawing/2017/model3d" xmlns:o="urn:schemas-microsoft-com:office:office" xmlns:oel="http://schemas.microsoft.com/office/2019/extlst" xmlns:r="http://schemas.openxmlformats.org/officeDocument/2006/relationships" xmlns:m="http://schemas.openxmlformats.org/officeDocument/2006/math" xmlns:v="urn:schemas-microsoft-com:vml" xmlns:wp14="http://schemas.microsoft.com/office/word/2010/wordprocessingDrawing" xmlns:wp="http://schemas.openxmlformats.org/drawingml/2006/wordprocessingDrawing" xmlns:w10="urn:schemas-microsoft-com:office:word" xmlns:w="http://schemas.openxmlformats.org/wordprocessingml/2006/main" xmlns:w14="http://schemas.microsoft.com/office/word/2010/wordml" xmlns:w15="http://schemas.microsoft.com/office/word/2012/wordml" xmlns:w16cex="http://schemas.microsoft.com/office/word/2018/wordml/cex" xmlns:w16cid="http://schemas.microsoft.com/office/word/2016/wordml/cid" xmlns:w16="http://schemas.microsoft.com/office/word/2018/wordml" xmlns:w16du="http://schemas.microsoft.com/office/word/2023/wordml/word16du" xmlns:w16sdtdh="http://schemas.microsoft.com/office/word/2020/wordml/sdtdatahash" xmlns:w16sdtfl="http://schemas.microsoft.com/office/word/2024/wordml/sdtformatlock" xmlns:w16se="http://schemas.microsoft.com/office/word/2015/wordml/symex" xmlns:wpg="http://schemas.microsoft.com/office/word/2010/wordprocessingGroup" xmlns:wpi="http://schemas.microsoft.com/office/word/2010/wordprocessingInk" xmlns:wne="http://schemas.microsoft.com/office/word/2006/wordml" xmlns:wps="http://schemas.microsoft.com/office/word/2010/wordprocessingShape" mc:Ignorable="w14 w15 w16se w16cid w16 w16cex w16sdtdh w16sdtfl w16du wp14">
+  <w:p>
+    <w:pPr>
+      <w:pStyle w:val="Header"/>
       <w:spacing w:line="461" w:lineRule="exact"/>
       <w:jc w:val="center"/>
       <w:rPr>
@@ -2218,7 +2293,6 @@
           <w:i/>
           <w:iCs/>
           <w:color w:val="000080"/>
-          <w:szCs w:val="22"/>
           <w:u w:val="single"/>
         </w:rPr>
         <w:t>mganjam@ncsu.edu</w:t>
@@ -2228,7 +2302,6 @@
       <w:rPr>
         <w:rFonts w:asciiTheme="minorHAnsi" w:hAnsiTheme="minorHAnsi" w:cstheme="minorHAnsi"/>
         <w:color w:val="000000"/>
-        <w:szCs w:val="22"/>
       </w:rPr>
       <w:t xml:space="preserve"> |</w:t>
     </w:r>
@@ -2238,7 +2311,6 @@
         <w:i/>
         <w:iCs/>
         <w:color w:val="000000"/>
-        <w:szCs w:val="22"/>
       </w:rPr>
       <w:t xml:space="preserve"> linkedin.com/in/</w:t>
     </w:r>
@@ -2249,7 +2321,6 @@
         <w:i/>
         <w:iCs/>
         <w:color w:val="000000"/>
-        <w:szCs w:val="22"/>
       </w:rPr>
       <w:t>manaswiniganjam</w:t>
     </w:r>
@@ -2260,7 +2331,6 @@
         <w:i/>
         <w:iCs/>
         <w:color w:val="000000"/>
-        <w:szCs w:val="22"/>
       </w:rPr>
       <w:t xml:space="preserve">/ </w:t>
     </w:r>
@@ -2268,7 +2338,6 @@
       <w:rPr>
         <w:rFonts w:asciiTheme="minorHAnsi" w:hAnsiTheme="minorHAnsi" w:cstheme="minorHAnsi"/>
         <w:color w:val="000000"/>
-        <w:szCs w:val="22"/>
       </w:rPr>
       <w:t>|</w:t>
     </w:r>
@@ -2278,7 +2347,6 @@
         <w:i/>
         <w:iCs/>
         <w:color w:val="000000"/>
-        <w:szCs w:val="22"/>
       </w:rPr>
       <w:t xml:space="preserve"> manaswiniganjam.github.io</w:t>
     </w:r>
@@ -5142,28 +5210,28 @@
 </file>
 
 <file path=customXml/item1.xml><?xml version="1.0" encoding="utf-8"?>
+<b:Sources xmlns:b="http://schemas.openxmlformats.org/officeDocument/2006/bibliography" xmlns="http://schemas.openxmlformats.org/officeDocument/2006/bibliography" SelectedStyle="\APASixthEditionOfficeOnline.xsl" StyleName="APA" Version="6"/>
+</file>
+
+<file path=customXml/item2.xml><?xml version="1.0" encoding="utf-8"?>
 <go:gDocsCustomXmlDataStorage xmlns:go="http://customooxmlschemas.google.com/" xmlns:r="http://schemas.openxmlformats.org/officeDocument/2006/relationships" uri="GoogleDocsCustomDataVersion1">
   <go:docsCustomData xmlns:go="http://customooxmlschemas.google.com/" roundtripDataSignature="AMtx7midSULdev+OHPFhPfjKkWaxxRNTGg==">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</go:docsCustomData>
 </go:gDocsCustomXmlDataStorage>
 </file>
 
-<file path=customXml/item2.xml><?xml version="1.0" encoding="utf-8"?>
-<b:Sources xmlns:b="http://schemas.openxmlformats.org/officeDocument/2006/bibliography" xmlns="http://schemas.openxmlformats.org/officeDocument/2006/bibliography" SelectedStyle="\APASixthEditionOfficeOnline.xsl" StyleName="APA" Version="6"/>
+<file path=customXml/itemProps1.xml><?xml version="1.0" encoding="utf-8"?>
+<ds:datastoreItem xmlns:ds="http://schemas.openxmlformats.org/officeDocument/2006/customXml" ds:itemID="{A2A46BB5-02DC-4A56-B433-32249EE01C8D}">
+  <ds:schemaRefs>
+    <ds:schemaRef ds:uri="http://schemas.openxmlformats.org/officeDocument/2006/bibliography"/>
+  </ds:schemaRefs>
+</ds:datastoreItem>
 </file>
 
-<file path=customXml/itemProps1.xml><?xml version="1.0" encoding="utf-8"?>
+<file path=customXml/itemProps2.xml><?xml version="1.0" encoding="utf-8"?>
 <ds:datastoreItem xmlns:ds="http://schemas.openxmlformats.org/officeDocument/2006/customXml" ds:itemID="{11111111-1234-1234-1234-123412341234}">
   <ds:schemaRefs>
     <ds:schemaRef ds:uri="http://customooxmlschemas.google.com/"/>
     <ds:schemaRef ds:uri="http://schemas.openxmlformats.org/officeDocument/2006/relationships"/>
   </ds:schemaRefs>
 </ds:datastoreItem>
-</file>
-
-<file path=customXml/itemProps2.xml><?xml version="1.0" encoding="utf-8"?>
-<ds:datastoreItem xmlns:ds="http://schemas.openxmlformats.org/officeDocument/2006/customXml" ds:itemID="{A2A46BB5-02DC-4A56-B433-32249EE01C8D}">
-  <ds:schemaRefs>
-    <ds:schemaRef ds:uri="http://schemas.openxmlformats.org/officeDocument/2006/bibliography"/>
-  </ds:schemaRefs>
-</ds:datastoreItem>
 </file>